--- a/templates/contract.docx
+++ b/templates/contract.docx
@@ -3780,6 +3780,42 @@
           <w:spacing w:val="-8"/>
         </w:rPr>
         <w:t>Договор, соглашения к нему, акты, счета, заявки, уведомления и иные документы Сторон могут направляться друг другу для обмена письмами, курьером и электронными документами, передаваемыми посредством электронной почты, указанной в реквизитах настоящего Договора. Направленные электронные документы в виде подписанных Сторонами скан-копий являются надлежаще оформленными и имеют юридическую силу.</w:t>
+      </w:r>
+    </w:p>
+    <w:p>
+      <w:pPr>
+        <w:tabs>
+          <w:tab w:val="num" w:pos="0"/>
+        </w:tabs>
+        <w:ind w:firstLine="851"/>
+        <w:contextualSpacing/>
+        <w:jc w:val="both"/>
+        <w:rPr>
+          <w:color w:val="000000"/>
+          <w:spacing w:val="-8"/>
+        </w:rPr>
+      </w:pPr>
+      <w:r>
+        <w:rPr>
+          <w:color w:val="000000"/>
+          <w:spacing w:val="-8"/>
+        </w:rPr>
+        <w:t>7.5.</w:t>
+      </w:r>
+      <w:r>
+        <w:rPr>
+          <w:b/>
+          <w:color w:val="000000"/>
+          <w:spacing w:val="-8"/>
+        </w:rPr>
+        <w:tab/>
+      </w:r>
+      <w:r>
+        <w:rPr>
+          <w:color w:val="000000"/>
+          <w:spacing w:val="-8"/>
+        </w:rPr>
+        <w:t>Стороны вправе осуществлять обмен документами по Договору (в том числе поручениями, актами оказанных услуг, счетами, дополнительными соглашениями) в форме электронных документов посредством системы электронного документооборота (ЭДО) через операторов ЭДО, обеспечивающих обмен юридически значимыми электронными документами. Документы, подписанные усиленной квалифицированной электронной подписью уполномоченного лица Стороны и переданные через оператора ЭДО, признаются равнозначными документам на бумажном носителе, подписанным собственноручной подписью, и влекут для Сторон соответствующие права и обязанности. Порядок и условия обмена документами посредством ЭДО (в том числе реквизиты оператора ЭДО и идентификаторы участников электронного документооборота) согласовываются Сторонами дополнительно.</w:t>
       </w:r>
     </w:p>
     <w:p>

--- a/templates/contract.docx
+++ b/templates/contract.docx
@@ -1345,6 +1345,77 @@
       <w:pPr>
         <w:tabs>
           <w:tab w:val="num" w:pos="0"/>
+          <w:tab w:val="left" w:pos="851"/>
+        </w:tabs>
+        <w:ind w:firstLine="851"/>
+        <w:contextualSpacing/>
+        <w:jc w:val="both"/>
+        <w:rPr>
+          <w:color w:val="000000"/>
+          <w:spacing w:val="-8"/>
+        </w:rPr>
+      </w:pPr>
+      <w:r>
+        <w:rPr>
+          <w:color w:val="000000"/>
+          <w:spacing w:val="-8"/>
+        </w:rPr>
+        <w:t xml:space="preserve">2.2.11</w:t>
+      </w:r>
+      <w:r>
+        <w:rPr>
+          <w:color w:val="000000"/>
+          <w:spacing w:val="-8"/>
+        </w:rPr>
+        <w:tab/>
+      </w:r>
+      <w:r>
+        <w:rPr>
+          <w:color w:val="000000"/>
+          <w:spacing w:val="-8"/>
+        </w:rPr>
+        <w:t>приостановить совершение таможенных операций либо отказаться от подачи декларации на товары до момента подтверждения наличия денежных средств на Едином лицевом счете, с которого будут уплачиваться таможенные платежи, в размере, предусмотренном п. 2.3.4.1 настоящего Договора. При этом сроки оказания услуг автоматически продлеваются на период устранения Клиентом указанных обстоятельств, а Представитель не несет ответственности за нарушение сроков таможенного оформления.</w:t>
+      </w:r>
+    </w:p>
+    <w:p>
+      <w:pPr>
+        <w:tabs>
+          <w:tab w:val="num" w:pos="0"/>
+        </w:tabs>
+        <w:ind w:firstLine="1200"/>
+        <w:contextualSpacing/>
+        <w:jc w:val="both"/>
+        <w:rPr>
+          <w:color w:val="000000"/>
+          <w:spacing w:val="-8"/>
+        </w:rPr>
+      </w:pPr>
+      <w:r>
+        <w:rPr>
+          <w:color w:val="000000"/>
+          <w:spacing w:val="-8"/>
+        </w:rPr>
+        <w:t xml:space="preserve">2.3.4.1.</w:t>
+      </w:r>
+      <w:r>
+        <w:rPr>
+          <w:color w:val="000000"/>
+          <w:spacing w:val="-8"/>
+        </w:rPr>
+        <w:tab/>
+      </w:r>
+      <w:r>
+        <w:rPr>
+          <w:color w:val="000000"/>
+          <w:spacing w:val="-8"/>
+        </w:rPr>
+        <w:t>Клиент обязан до подачи декларации на товары обеспечить наличие денежных средств на Едином лицевом счете, с которого будут уплачиваться таможенные платежи, в размере предварительно рассчитанной Представителем суммы таможенных платежей, увеличенной на 30 (тридцать) процентов. Указанный резерв предназначен для покрытия возможного изменения курса иностранной валюты, корректировки таможенной стоимости, изменения размера таможенных пошлин, налогов, таможенных сборов и иных обстоятельств, влияющих на размер подлежащих уплате таможенных платежей.</w:t>
+      </w:r>
+    </w:p>
+    <w:p>
+      <w:pPr>
+        <w:tabs>
+          <w:tab w:val="num" w:pos="0"/>
         </w:tabs>
         <w:ind w:firstLine="851"/>
         <w:contextualSpacing/>
@@ -2431,6 +2502,41 @@
         <w:t>3.4.</w:t>
         <w:tab/>
         <w:t>По усмотрению Клиента в поручении могут быть предусмотрены: желаемый срок исполнения поручения, указания об уплате Представителем таможенных платежей за счет собственных средств или поручительстве перед таможенными органами РФ за исполнение обязательств по уплате таможенных платежей Клиентом, если в соответствии с Таможенным кодексом ЕАЭС и законодательством РФ требуется обеспечение их уплаты, а также иные особенности оказания Услуг. Представитель самостоятельно определяет, какие конкретно таможенные операции необходимо совершить для помещения товаров Клиента под таможенную процедуру, с учетом положений таможенного законодательства ЕАЭС и законодательства Российской Федерации о таможенном регулировании, а также устанавливает ориентировочные сроки оказания Услуг.</w:t>
+      </w:r>
+    </w:p>
+    <w:p>
+      <w:pPr>
+        <w:tabs>
+          <w:tab w:val="num" w:pos="0"/>
+        </w:tabs>
+        <w:ind w:firstLine="1200"/>
+        <w:contextualSpacing/>
+        <w:jc w:val="both"/>
+        <w:rPr>
+          <w:color w:val="000000"/>
+          <w:spacing w:val="-8"/>
+        </w:rPr>
+      </w:pPr>
+      <w:r>
+        <w:rPr>
+          <w:color w:val="000000"/>
+          <w:spacing w:val="-8"/>
+        </w:rPr>
+        <w:t xml:space="preserve">3.4.1.</w:t>
+      </w:r>
+      <w:r>
+        <w:rPr>
+          <w:color w:val="000000"/>
+          <w:spacing w:val="-8"/>
+        </w:rPr>
+        <w:tab/>
+      </w:r>
+      <w:r>
+        <w:rPr>
+          <w:color w:val="000000"/>
+          <w:spacing w:val="-8"/>
+        </w:rPr>
+        <w:t>Расчет суммы таможенных платежей, предоставляемый Представителем, является предварительным и осуществляется на основании сведений, имеющихся на момент расчета. Представитель не гарантирует неизменность размера таможенных платежей, поскольку их окончательный размер определяется в соответствии с законодательством Евразийского экономического союза и Российской Федерации исходя из курса иностранной валюты, ставок таможенных пошлин, налогов, таможенных сборов и иных показателей, действующих на дату исчисления и уплаты таможенных платежей.</w:t>
       </w:r>
     </w:p>
     <w:p>
@@ -3383,24 +3489,82 @@
         <w:t>.</w:t>
       </w:r>
     </w:p>
-    <w:p>
-      <w:pPr>
-        <w:tabs>
-          <w:tab w:val="num" w:pos="0"/>
-        </w:tabs>
-        <w:contextualSpacing/>
-        <w:jc w:val="both"/>
-        <w:rPr>
-          <w:color w:val="000000"/>
-          <w:spacing w:val="-8"/>
-        </w:rPr>
-      </w:pPr>
-      <w:r>
-        <w:rPr>
-          <w:color w:val="000000"/>
-          <w:spacing w:val="-8"/>
-        </w:rPr>
-        <w:t xml:space="preserve">                 6.5.   В случае отказа в выпуске декларации таможенным органом, услуга по декларированию считается оказанной. Стороны договорились, что в случае если декларация не выпущена по причине отсутствия у Клиента денежных средств на ЕЛС и/ или запрашиваемых представителем документов и информации, то при повторной подаче декларации Представитель выставляет счет на оплату услуг, где стоимость декларирования товаров таможенным представителем согласно гл. 55 ТК ЕАЭС (основной лист) составляет 25% от стоимости декларирования товаров, а Клиент оплачивает его в срок, указанный в счете на оплату.</w:t>
+    <w:p w14:paraId="D4E5F6G7">
+      <w:pPr>
+        <w:tabs>
+          <w:tab w:val="num" w:pos="0"/>
+        </w:tabs>
+        <w:contextualSpacing/>
+        <w:jc w:val="both"/>
+        <w:rPr>
+          <w:color w:val="000000"/>
+          <w:spacing w:val="-8"/>
+        </w:rPr>
+      </w:pPr>
+      <w:r>
+        <w:rPr>
+          <w:color w:val="000000"/>
+          <w:spacing w:val="-8"/>
+        </w:rPr>
+        <w:t xml:space="preserve">6.5.   </w:t>
+      </w:r>
+      <w:r>
+        <w:rPr>
+          <w:color w:val="000000"/>
+          <w:spacing w:val="-8"/>
+        </w:rPr>
+        <w:t>В случае отсутствия либо недостаточности денежных средств на Едином лицевом счете для уплаты таможенных платежей и (или) непредставления Клиентом необходимых документов и сведений Представитель вправе приостановить совершение таможенных операций либо подачу декларации до устранения указанных обстоятельств.</w:t>
+      </w:r>
+      <w:r>
+        <w:rPr>
+          <w:color w:val="000000"/>
+          <w:spacing w:val="-8"/>
+        </w:rPr>
+        <w:br/>
+        <w:t>При отказе таможенного органа в выпуске товаров по указанным причинам услуга по декларированию считается оказанной. При повторной подаче декларации Представитель вправе выставить Клиенту счет за повторное декларирование в размере 25% от стоимости услуги по декларированию товаров согласно действующим тарифам Представителя.</w:t>
+      </w:r>
+      <w:r>
+        <w:rPr>
+          <w:color w:val="000000"/>
+          <w:spacing w:val="-8"/>
+        </w:rPr>
+        <w:br/>
+        <w:t>Представитель не несет ответственности за задержку выпуска товаров, расходы по хранению, простой транспорта, пени и иные убытки Клиента, возникшие вследствие указанных обстоятельств.</w:t>
+      </w:r>
+    </w:p>
+    <w:p w14:paraId="E5F6G7H8">
+      <w:pPr>
+        <w:tabs>
+          <w:tab w:val="num" w:pos="0"/>
+        </w:tabs>
+        <w:ind w:firstLine="851"/>
+        <w:contextualSpacing/>
+        <w:jc w:val="both"/>
+        <w:rPr>
+          <w:color w:val="000000"/>
+          <w:spacing w:val="-8"/>
+        </w:rPr>
+      </w:pPr>
+      <w:r>
+        <w:rPr>
+          <w:color w:val="000000"/>
+          <w:spacing w:val="-8"/>
+        </w:rPr>
+        <w:t xml:space="preserve">6.5.1.</w:t>
+      </w:r>
+      <w:r>
+        <w:rPr>
+          <w:color w:val="000000"/>
+          <w:spacing w:val="-8"/>
+        </w:rPr>
+        <w:tab/>
+      </w:r>
+      <w:r>
+        <w:rPr>
+          <w:color w:val="000000"/>
+          <w:spacing w:val="-8"/>
+        </w:rPr>
+        <w:t>Клиент подтверждает, что ему известно о возможности изменения курса иностранной валюты, ставок таможенных пошлин, налогов, размера таможенных сборов, а также иных показателей, влияющих на размер таможенных платежей. Риск недостаточности денежных средств и все связанные с этим последствия, включая задержку выпуска товаров, расходы по хранению товаров на складе временного хранения, простой транспортных средств, начисление пеней и иные убытки, несет Клиент.</w:t>
       </w:r>
     </w:p>
     <w:p>

--- a/templates/contract.docx
+++ b/templates/contract.docx
@@ -1382,41 +1382,6 @@
         <w:tabs>
           <w:tab w:val="num" w:pos="0"/>
         </w:tabs>
-        <w:ind w:firstLine="1200"/>
-        <w:contextualSpacing/>
-        <w:jc w:val="both"/>
-        <w:rPr>
-          <w:color w:val="000000"/>
-          <w:spacing w:val="-8"/>
-        </w:rPr>
-      </w:pPr>
-      <w:r>
-        <w:rPr>
-          <w:color w:val="000000"/>
-          <w:spacing w:val="-8"/>
-        </w:rPr>
-        <w:t xml:space="preserve">2.3.4.1.</w:t>
-      </w:r>
-      <w:r>
-        <w:rPr>
-          <w:color w:val="000000"/>
-          <w:spacing w:val="-8"/>
-        </w:rPr>
-        <w:tab/>
-      </w:r>
-      <w:r>
-        <w:rPr>
-          <w:color w:val="000000"/>
-          <w:spacing w:val="-8"/>
-        </w:rPr>
-        <w:t>Клиент обязан до подачи декларации на товары обеспечить наличие денежных средств на Едином лицевом счете, с которого будут уплачиваться таможенные платежи, в размере предварительно рассчитанной Представителем суммы таможенных платежей, увеличенной на 30 (тридцать) процентов. Указанный резерв предназначен для покрытия возможного изменения курса иностранной валюты, корректировки таможенной стоимости, изменения размера таможенных пошлин, налогов, таможенных сборов и иных обстоятельств, влияющих на размер подлежащих уплате таможенных платежей.</w:t>
-      </w:r>
-    </w:p>
-    <w:p>
-      <w:pPr>
-        <w:tabs>
-          <w:tab w:val="num" w:pos="0"/>
-        </w:tabs>
         <w:ind w:firstLine="851"/>
         <w:contextualSpacing/>
         <w:jc w:val="both"/>
@@ -1529,6 +1494,41 @@
         <w:t xml:space="preserve">по согласованию с Представителем производить расчет и уплату таможенных платежей в отношении декларируемых Представителем товаров либо осуществлять обеспечение уплаты указанных платежей и представлять Представителю копии документов, подтверждающих исполнение Клиентом обязанности по обеспечению уплаты таможенных платежей, а также платежных и иных банковских документов, заверенных штампом обслуживающего банка </w:t>
         <w:lastRenderedPageBreak/>
         <w:t>Клиента, если иное не предусмотрено в поручении. При необходимости предъявления документов, предусмотренных в настоящем пункте Договора, для проведения таможенных операций и таможенного контроля по запросу Представителя Клиент обязан предоставить оригиналы вышеуказанных документов;</w:t>
+      </w:r>
+    </w:p>
+    <w:p>
+      <w:pPr>
+        <w:tabs>
+          <w:tab w:val="num" w:pos="0"/>
+        </w:tabs>
+        <w:ind w:firstLine="1200"/>
+        <w:contextualSpacing/>
+        <w:jc w:val="both"/>
+        <w:rPr>
+          <w:color w:val="000000"/>
+          <w:spacing w:val="-8"/>
+        </w:rPr>
+      </w:pPr>
+      <w:r>
+        <w:rPr>
+          <w:color w:val="000000"/>
+          <w:spacing w:val="-8"/>
+        </w:rPr>
+        <w:t xml:space="preserve">2.3.4.1.</w:t>
+      </w:r>
+      <w:r>
+        <w:rPr>
+          <w:color w:val="000000"/>
+          <w:spacing w:val="-8"/>
+        </w:rPr>
+        <w:tab/>
+      </w:r>
+      <w:r>
+        <w:rPr>
+          <w:color w:val="000000"/>
+          <w:spacing w:val="-8"/>
+        </w:rPr>
+        <w:t>Клиент обязан до подачи декларации на товары обеспечить наличие денежных средств на Едином лицевом счете, с которого будут уплачиваться таможенные платежи, в размере предварительно рассчитанной Представителем суммы таможенных платежей, увеличенной на 30 (тридцать) процентов. Указанный резерв предназначен для покрытия возможного изменения курса иностранной валюты, корректировки таможенной стоимости, изменения размера таможенных пошлин, налогов, таможенных сборов и иных обстоятельств, влияющих на размер подлежащих уплате таможенных платежей.</w:t>
       </w:r>
     </w:p>
     <w:p>

--- a/templates/contract.docx
+++ b/templates/contract.docx
@@ -3494,6 +3494,7 @@
         <w:tabs>
           <w:tab w:val="num" w:pos="0"/>
         </w:tabs>
+        <w:ind w:firstLine="851"/>
         <w:contextualSpacing/>
         <w:jc w:val="both"/>
         <w:rPr>
@@ -3996,6 +3997,7 @@
     </w:p>
     <w:p>
       <w:pPr>
+        <w:pageBreakBefore/>
         <w:pStyle w:val="21"/>
         <w:tabs>
           <w:tab w:val="num" w:pos="0"/>

--- a/templates/contract.docx
+++ b/templates/contract.docx
@@ -3741,10 +3741,8 @@
     </w:p>
     <w:p>
       <w:pPr>
-        <w:tabs>
-          <w:tab w:val="num" w:pos="0"/>
-        </w:tabs>
-        <w:ind w:firstLine="851"/>
+        <w:pStyle w:val="ad"/>
+        <w:ind w:firstLine="720"/>
         <w:contextualSpacing/>
         <w:jc w:val="both"/>
         <w:rPr>
@@ -3762,10 +3760,8 @@
     </w:p>
     <w:p>
       <w:pPr>
-        <w:tabs>
-          <w:tab w:val="num" w:pos="0"/>
-        </w:tabs>
-        <w:ind w:firstLine="851"/>
+        <w:pStyle w:val="ad"/>
+        <w:ind w:firstLine="720"/>
         <w:contextualSpacing/>
         <w:jc w:val="both"/>
         <w:rPr>

--- a/templates/contract.docx
+++ b/templates/contract.docx
@@ -6833,18 +6833,22 @@
           <w:sz w:val="22"/>
           <w:szCs w:val="22"/>
         </w:rPr>
-        <w:t xml:space="preserve">2. В соответствии с пунктом 4.2 Договора все расчеты по Договору осуществляются путем </w:t>
-        <w:lastRenderedPageBreak/>
-        <w:t xml:space="preserve">безналичного перечисления Клиентом денежных средств, платежными поручениями по реквизитам </w:t>
+        <w:t xml:space="preserve">2. В соответствии с пунктом 4.2 Договора все расчеты по Договору осуществляются путем безналичного перечисления Клиентом денежных средств, платежными поручениями на расчетный счет </w:t>
       </w:r>
       <w:r>
         <w:rPr>
           <w:bCs/>
           <w:sz w:val="22"/>
           <w:szCs w:val="22"/>
-          <w:lang w:val="uk-UA"/>
         </w:rPr>
         <w:t>{{ company.name }}</w:t>
+      </w:r>
+      <w:r>
+        <w:rPr>
+          <w:sz w:val="22"/>
+          <w:szCs w:val="22"/>
+        </w:rPr>
+        <w:t xml:space="preserve"> Юридический адрес: </w:t>
       </w:r>
       <w:r>
         <w:rPr>
@@ -6852,16 +6856,29 @@
           <w:sz w:val="22"/>
           <w:szCs w:val="22"/>
         </w:rPr>
-        <w:t xml:space="preserve">, Адрес: </w:t>
+        <w:t>{{ company.address }}</w:t>
+      </w:r>
+      <w:r>
+        <w:rPr>
+          <w:sz w:val="22"/>
+          <w:szCs w:val="22"/>
+        </w:rPr>
+        <w:t xml:space="preserve"> ИНН/КПП </w:t>
       </w:r>
       <w:r>
         <w:rPr>
           <w:bCs/>
           <w:sz w:val="22"/>
           <w:szCs w:val="22"/>
-          <w:lang w:val="uk-UA"/>
-        </w:rPr>
-        <w:t>{{ company.address }}</w:t>
+        </w:rPr>
+        <w:t>{{ company.inn }}</w:t>
+      </w:r>
+      <w:r>
+        <w:rPr>
+          <w:sz w:val="22"/>
+          <w:szCs w:val="22"/>
+        </w:rPr>
+        <w:t xml:space="preserve">/</w:t>
       </w:r>
       <w:r>
         <w:rPr>
@@ -6869,7 +6886,89 @@
           <w:sz w:val="22"/>
           <w:szCs w:val="22"/>
         </w:rPr>
-        <w:t>, указанных в разделе 8 (восемь) настоящего Договора.</w:t>
+        <w:t>{{ company.kpp }}</w:t>
+      </w:r>
+      <w:r>
+        <w:rPr>
+          <w:sz w:val="22"/>
+          <w:szCs w:val="22"/>
+        </w:rPr>
+        <w:t xml:space="preserve"> ОГРН </w:t>
+      </w:r>
+      <w:r>
+        <w:rPr>
+          <w:bCs/>
+          <w:sz w:val="22"/>
+          <w:szCs w:val="22"/>
+        </w:rPr>
+        <w:t>{{ company.ogrn }}</w:t>
+      </w:r>
+      <w:r>
+        <w:rPr>
+          <w:sz w:val="22"/>
+          <w:szCs w:val="22"/>
+        </w:rPr>
+        <w:t xml:space="preserve"> Банковские реквизиты: р/с </w:t>
+      </w:r>
+      <w:r>
+        <w:rPr>
+          <w:bCs/>
+          <w:sz w:val="22"/>
+          <w:szCs w:val="22"/>
+        </w:rPr>
+        <w:t>{{ company.account }}</w:t>
+      </w:r>
+      <w:r>
+        <w:rPr>
+          <w:sz w:val="22"/>
+          <w:szCs w:val="22"/>
+        </w:rPr>
+        <w:t xml:space="preserve"> в </w:t>
+      </w:r>
+      <w:r>
+        <w:rPr>
+          <w:bCs/>
+          <w:sz w:val="22"/>
+          <w:szCs w:val="22"/>
+        </w:rPr>
+        <w:t>{{ company.bank }}</w:t>
+      </w:r>
+      <w:r>
+        <w:rPr>
+          <w:sz w:val="22"/>
+          <w:szCs w:val="22"/>
+        </w:rPr>
+        <w:t xml:space="preserve"> Корр/сч. </w:t>
+      </w:r>
+      <w:r>
+        <w:rPr>
+          <w:bCs/>
+          <w:sz w:val="22"/>
+          <w:szCs w:val="22"/>
+        </w:rPr>
+        <w:t>{{ company.cor_account }}</w:t>
+      </w:r>
+      <w:r>
+        <w:rPr>
+          <w:sz w:val="22"/>
+          <w:szCs w:val="22"/>
+        </w:rPr>
+        <w:t xml:space="preserve"> БИК </w:t>
+      </w:r>
+      <w:r>
+        <w:rPr>
+          <w:bCs/>
+          <w:sz w:val="22"/>
+          <w:szCs w:val="22"/>
+        </w:rPr>
+        <w:t>{{ company.bik }}</w:t>
+      </w:r>
+      <w:r>
+        <w:rPr>
+          <w:sz w:val="22"/>
+          <w:szCs w:val="22"/>
+        </w:rPr>
+        <w:t xml:space="preserve">.</w:t>
       </w:r>
     </w:p>
     <w:p>

--- a/templates/contract.docx
+++ b/templates/contract.docx
@@ -2274,7 +2274,7 @@
         <w:t xml:space="preserve">: </w:t>
       </w:r>
       <w:r>
-        <w:t>{{ company.email }}</w:t>
+        <w:t>info@tamozhennyy.broker</w:t>
       </w:r>
       <w:bookmarkStart w:id="11" w:name="_GoBack"/>
       <w:bookmarkEnd w:id="11"/>

--- a/templates/contract.docx
+++ b/templates/contract.docx
@@ -5817,17 +5817,12 @@
           <w:p>
             <w:pPr>
               <w:rPr>
-                <w:b/>
-                <w:sz w:val="22"/>
-                <w:szCs w:val="22"/>
-              </w:rPr>
-            </w:pPr>
-            <w:r>
-              <w:rPr>
-                <w:sz w:val="22"/>
-                <w:szCs w:val="22"/>
-              </w:rPr>
-              <w:t>Сопровождение в аэропорту</w:t>
+                <w:sz w:val="22"/>
+                <w:szCs w:val="22"/>
+              </w:rPr>
+            </w:pPr>
+            <w:r>
+              <w:t>Получение документов по грузу после размещения на СВХ ООО «Домодедово Карго», ООО «Москва Карго», АО «Шереметьево Карго» и оформление документов для получения груза после выпуска декларации таможенным органом</w:t>
             </w:r>
           </w:p>
         </w:tc>
@@ -5848,6 +5843,9 @@
                 <w:szCs w:val="22"/>
               </w:rPr>
             </w:pPr>
+            <w:r>
+              <w:t>По 1 AWB</w:t>
+            </w:r>
           </w:p>
         </w:tc>
         <w:tc>
@@ -5868,11 +5866,7 @@
               </w:rPr>
             </w:pPr>
             <w:r>
-              <w:rPr>
-                <w:sz w:val="22"/>
-                <w:szCs w:val="22"/>
-              </w:rPr>
-              <w:t>10 000, 00</w:t>
+              <w:t>4 000,00</w:t>
             </w:r>
           </w:p>
         </w:tc>
@@ -5900,11 +5894,7 @@
               </w:rPr>
             </w:pPr>
             <w:r>
-              <w:rPr>
-                <w:sz w:val="22"/>
-                <w:szCs w:val="22"/>
-              </w:rPr>
-              <w:t>Проведение таможенного осмотра/досмотра в аэропортах Домодедово и Шереметьево</w:t>
+              <w:t>Получение документов по грузу после размещения на СВХ АО "ЖУКОВСКИЙ ИНТЕРНЕШНЛ ЭЙРПОРТ КАРГО", ООО «Внуково-Карго» и оформление документов для получения груза после выпуска декларации таможенным органом</w:t>
             </w:r>
           </w:p>
         </w:tc>
@@ -5926,11 +5916,7 @@
               </w:rPr>
             </w:pPr>
             <w:r>
-              <w:rPr>
-                <w:sz w:val="22"/>
-                <w:szCs w:val="22"/>
-              </w:rPr>
-              <w:t>1 процедура</w:t>
+              <w:t>По 1 AWB</w:t>
             </w:r>
           </w:p>
         </w:tc>
@@ -5952,11 +5938,7 @@
               </w:rPr>
             </w:pPr>
             <w:r>
-              <w:rPr>
-                <w:sz w:val="22"/>
-                <w:szCs w:val="22"/>
-              </w:rPr>
-              <w:t>От 8000,00</w:t>
+              <w:t>6 500,00</w:t>
             </w:r>
           </w:p>
         </w:tc>
@@ -5984,11 +5966,7 @@
               </w:rPr>
             </w:pPr>
             <w:r>
-              <w:rPr>
-                <w:sz w:val="22"/>
-                <w:szCs w:val="22"/>
-              </w:rPr>
-              <w:t>Проведение таможенного осмотра/досмотра в аэропорту Внуково, СВХ ЗАО «ЛЦ «Западные ворота» и др. т/п.</w:t>
+              <w:t>Размещение груза на СВХ ООО «Домодедово Карго», ООО «Москва Карго», АО «Шереметьево Карго» и оформление документов для отправки груза после выпуска декларации таможенным органом</w:t>
             </w:r>
           </w:p>
         </w:tc>
@@ -6010,11 +5988,7 @@
               </w:rPr>
             </w:pPr>
             <w:r>
-              <w:rPr>
-                <w:sz w:val="22"/>
-                <w:szCs w:val="22"/>
-              </w:rPr>
-              <w:t>1 процедура</w:t>
+              <w:t>По 1 AWB</w:t>
             </w:r>
           </w:p>
         </w:tc>
@@ -6036,11 +6010,7 @@
               </w:rPr>
             </w:pPr>
             <w:r>
-              <w:rPr>
-                <w:sz w:val="22"/>
-                <w:szCs w:val="22"/>
-              </w:rPr>
-              <w:t>По согласованию</w:t>
+              <w:t>4 000,00</w:t>
             </w:r>
           </w:p>
         </w:tc>
@@ -6068,11 +6038,311 @@
               </w:rPr>
             </w:pPr>
             <w:r>
-              <w:rPr>
-                <w:sz w:val="22"/>
-                <w:szCs w:val="22"/>
-              </w:rPr>
-              <w:t>Вывоз груза для осуществления предварительного осмотра/досмотра</w:t>
+              <w:t>Размещение груза на СВХ АО "ЖУКОВСКИЙ ИНТЕРНЕШНЛ ЭЙРПОРТ КАРГО", ООО «Внуково-Карго» и оформление документов для отправки груза после выпуска декларации таможенным органом</w:t>
+            </w:r>
+          </w:p>
+        </w:tc>
+        <w:tc>
+          <w:tcPr>
+            <w:tcW w:w="1417" w:type="dxa"/>
+            <w:tcBorders>
+              <w:top w:val="single" w:sz="4" w:space="0" w:color="auto"/>
+              <w:left w:val="single" w:sz="4" w:space="0" w:color="auto"/>
+              <w:bottom w:val="single" w:sz="4" w:space="0" w:color="auto"/>
+              <w:right w:val="single" w:sz="4" w:space="0" w:color="auto"/>
+            </w:tcBorders>
+          </w:tcPr>
+          <w:p>
+            <w:pPr>
+              <w:rPr>
+                <w:sz w:val="22"/>
+                <w:szCs w:val="22"/>
+              </w:rPr>
+            </w:pPr>
+            <w:r>
+              <w:t>По 1 AWB</w:t>
+            </w:r>
+          </w:p>
+        </w:tc>
+        <w:tc>
+          <w:tcPr>
+            <w:tcW w:w="1701" w:type="dxa"/>
+            <w:tcBorders>
+              <w:top w:val="single" w:sz="4" w:space="0" w:color="auto"/>
+              <w:left w:val="single" w:sz="4" w:space="0" w:color="auto"/>
+              <w:bottom w:val="single" w:sz="4" w:space="0" w:color="auto"/>
+              <w:right w:val="single" w:sz="4" w:space="0" w:color="auto"/>
+            </w:tcBorders>
+          </w:tcPr>
+          <w:p>
+            <w:pPr>
+              <w:rPr>
+                <w:sz w:val="22"/>
+                <w:szCs w:val="22"/>
+              </w:rPr>
+            </w:pPr>
+            <w:r>
+              <w:t>6 500,00</w:t>
+            </w:r>
+          </w:p>
+        </w:tc>
+      </w:tr>
+      <w:tr>
+        <w:trPr>
+          <w:trHeight w:val="267"/>
+        </w:trPr>
+        <w:tc>
+          <w:tcPr>
+            <w:tcW w:w="6653" w:type="dxa"/>
+            <w:gridSpan w:val="2"/>
+            <w:tcBorders>
+              <w:top w:val="single" w:sz="4" w:space="0" w:color="auto"/>
+              <w:left w:val="single" w:sz="4" w:space="0" w:color="auto"/>
+              <w:bottom w:val="single" w:sz="4" w:space="0" w:color="auto"/>
+              <w:right w:val="single" w:sz="4" w:space="0" w:color="auto"/>
+            </w:tcBorders>
+          </w:tcPr>
+          <w:p>
+            <w:pPr>
+              <w:rPr>
+                <w:sz w:val="22"/>
+                <w:szCs w:val="22"/>
+              </w:rPr>
+            </w:pPr>
+            <w:r>
+              <w:t>Проведение фито санитарного и ветеринарного контроля, в аэропортах города Москвы</w:t>
+            </w:r>
+          </w:p>
+        </w:tc>
+        <w:tc>
+          <w:tcPr>
+            <w:tcW w:w="1417" w:type="dxa"/>
+            <w:tcBorders>
+              <w:top w:val="single" w:sz="4" w:space="0" w:color="auto"/>
+              <w:left w:val="single" w:sz="4" w:space="0" w:color="auto"/>
+              <w:bottom w:val="single" w:sz="4" w:space="0" w:color="auto"/>
+              <w:right w:val="single" w:sz="4" w:space="0" w:color="auto"/>
+            </w:tcBorders>
+          </w:tcPr>
+          <w:p>
+            <w:pPr>
+              <w:rPr>
+                <w:sz w:val="22"/>
+                <w:szCs w:val="22"/>
+              </w:rPr>
+            </w:pPr>
+            <w:r>
+              <w:t>1 процедура</w:t>
+            </w:r>
+          </w:p>
+        </w:tc>
+        <w:tc>
+          <w:tcPr>
+            <w:tcW w:w="1701" w:type="dxa"/>
+            <w:tcBorders>
+              <w:top w:val="single" w:sz="4" w:space="0" w:color="auto"/>
+              <w:left w:val="single" w:sz="4" w:space="0" w:color="auto"/>
+              <w:bottom w:val="single" w:sz="4" w:space="0" w:color="auto"/>
+              <w:right w:val="single" w:sz="4" w:space="0" w:color="auto"/>
+            </w:tcBorders>
+          </w:tcPr>
+          <w:p>
+            <w:pPr>
+              <w:rPr>
+                <w:sz w:val="22"/>
+                <w:szCs w:val="22"/>
+              </w:rPr>
+            </w:pPr>
+            <w:r>
+              <w:t>от 16 500,00</w:t>
+            </w:r>
+          </w:p>
+        </w:tc>
+      </w:tr>
+      <w:tr>
+        <w:trPr>
+          <w:trHeight w:val="267"/>
+        </w:trPr>
+        <w:tc>
+          <w:tcPr>
+            <w:tcW w:w="6653" w:type="dxa"/>
+            <w:gridSpan w:val="2"/>
+            <w:tcBorders>
+              <w:top w:val="single" w:sz="4" w:space="0" w:color="auto"/>
+              <w:left w:val="single" w:sz="4" w:space="0" w:color="auto"/>
+              <w:bottom w:val="single" w:sz="4" w:space="0" w:color="auto"/>
+              <w:right w:val="single" w:sz="4" w:space="0" w:color="auto"/>
+            </w:tcBorders>
+          </w:tcPr>
+          <w:p>
+            <w:pPr>
+              <w:rPr>
+                <w:sz w:val="22"/>
+                <w:szCs w:val="22"/>
+              </w:rPr>
+            </w:pPr>
+            <w:r>
+              <w:t>Представитель на таможенном осмотре/досмотре в аэропортах Домодедово и Шереметьево</w:t>
+            </w:r>
+          </w:p>
+        </w:tc>
+        <w:tc>
+          <w:tcPr>
+            <w:tcW w:w="1417" w:type="dxa"/>
+            <w:tcBorders>
+              <w:top w:val="single" w:sz="4" w:space="0" w:color="auto"/>
+              <w:left w:val="single" w:sz="4" w:space="0" w:color="auto"/>
+              <w:bottom w:val="single" w:sz="4" w:space="0" w:color="auto"/>
+              <w:right w:val="single" w:sz="4" w:space="0" w:color="auto"/>
+            </w:tcBorders>
+          </w:tcPr>
+          <w:p>
+            <w:pPr>
+              <w:rPr>
+                <w:sz w:val="22"/>
+                <w:szCs w:val="22"/>
+              </w:rPr>
+            </w:pPr>
+            <w:r>
+              <w:rPr>
+                <w:sz w:val="22"/>
+                <w:szCs w:val="22"/>
+              </w:rPr>
+              <w:t>1 процедура</w:t>
+            </w:r>
+          </w:p>
+        </w:tc>
+        <w:tc>
+          <w:tcPr>
+            <w:tcW w:w="1701" w:type="dxa"/>
+            <w:tcBorders>
+              <w:top w:val="single" w:sz="4" w:space="0" w:color="auto"/>
+              <w:left w:val="single" w:sz="4" w:space="0" w:color="auto"/>
+              <w:bottom w:val="single" w:sz="4" w:space="0" w:color="auto"/>
+              <w:right w:val="single" w:sz="4" w:space="0" w:color="auto"/>
+            </w:tcBorders>
+          </w:tcPr>
+          <w:p>
+            <w:pPr>
+              <w:rPr>
+                <w:sz w:val="22"/>
+                <w:szCs w:val="22"/>
+              </w:rPr>
+            </w:pPr>
+            <w:r>
+              <w:rPr>
+                <w:sz w:val="22"/>
+                <w:szCs w:val="22"/>
+              </w:rPr>
+              <w:t>От 8000,00</w:t>
+            </w:r>
+          </w:p>
+        </w:tc>
+      </w:tr>
+      <w:tr>
+        <w:trPr>
+          <w:trHeight w:val="267"/>
+        </w:trPr>
+        <w:tc>
+          <w:tcPr>
+            <w:tcW w:w="6653" w:type="dxa"/>
+            <w:gridSpan w:val="2"/>
+            <w:tcBorders>
+              <w:top w:val="single" w:sz="4" w:space="0" w:color="auto"/>
+              <w:left w:val="single" w:sz="4" w:space="0" w:color="auto"/>
+              <w:bottom w:val="single" w:sz="4" w:space="0" w:color="auto"/>
+              <w:right w:val="single" w:sz="4" w:space="0" w:color="auto"/>
+            </w:tcBorders>
+          </w:tcPr>
+          <w:p>
+            <w:pPr>
+              <w:rPr>
+                <w:sz w:val="22"/>
+                <w:szCs w:val="22"/>
+              </w:rPr>
+            </w:pPr>
+            <w:r>
+              <w:t>Представитель на таможенном осмотре/досмотре в аэропортах Внуково, Жуковский, СВХ ЗАО «ЛЦ «Западные ворота» и др. т/п.</w:t>
+            </w:r>
+          </w:p>
+        </w:tc>
+        <w:tc>
+          <w:tcPr>
+            <w:tcW w:w="1417" w:type="dxa"/>
+            <w:tcBorders>
+              <w:top w:val="single" w:sz="4" w:space="0" w:color="auto"/>
+              <w:left w:val="single" w:sz="4" w:space="0" w:color="auto"/>
+              <w:bottom w:val="single" w:sz="4" w:space="0" w:color="auto"/>
+              <w:right w:val="single" w:sz="4" w:space="0" w:color="auto"/>
+            </w:tcBorders>
+          </w:tcPr>
+          <w:p>
+            <w:pPr>
+              <w:rPr>
+                <w:sz w:val="22"/>
+                <w:szCs w:val="22"/>
+              </w:rPr>
+            </w:pPr>
+            <w:r>
+              <w:rPr>
+                <w:sz w:val="22"/>
+                <w:szCs w:val="22"/>
+              </w:rPr>
+              <w:t>1 процедура</w:t>
+            </w:r>
+          </w:p>
+        </w:tc>
+        <w:tc>
+          <w:tcPr>
+            <w:tcW w:w="1701" w:type="dxa"/>
+            <w:tcBorders>
+              <w:top w:val="single" w:sz="4" w:space="0" w:color="auto"/>
+              <w:left w:val="single" w:sz="4" w:space="0" w:color="auto"/>
+              <w:bottom w:val="single" w:sz="4" w:space="0" w:color="auto"/>
+              <w:right w:val="single" w:sz="4" w:space="0" w:color="auto"/>
+            </w:tcBorders>
+          </w:tcPr>
+          <w:p>
+            <w:pPr>
+              <w:rPr>
+                <w:sz w:val="22"/>
+                <w:szCs w:val="22"/>
+              </w:rPr>
+            </w:pPr>
+            <w:r>
+              <w:rPr>
+                <w:sz w:val="22"/>
+                <w:szCs w:val="22"/>
+              </w:rPr>
+              <w:t>По согласованию</w:t>
+            </w:r>
+          </w:p>
+        </w:tc>
+      </w:tr>
+      <w:tr>
+        <w:trPr>
+          <w:trHeight w:val="267"/>
+        </w:trPr>
+        <w:tc>
+          <w:tcPr>
+            <w:tcW w:w="6653" w:type="dxa"/>
+            <w:gridSpan w:val="2"/>
+            <w:tcBorders>
+              <w:top w:val="single" w:sz="4" w:space="0" w:color="auto"/>
+              <w:left w:val="single" w:sz="4" w:space="0" w:color="auto"/>
+              <w:bottom w:val="single" w:sz="4" w:space="0" w:color="auto"/>
+              <w:right w:val="single" w:sz="4" w:space="0" w:color="auto"/>
+            </w:tcBorders>
+          </w:tcPr>
+          <w:p>
+            <w:pPr>
+              <w:rPr>
+                <w:sz w:val="22"/>
+                <w:szCs w:val="22"/>
+              </w:rPr>
+            </w:pPr>
+            <w:r>
+              <w:t>Вывоз груза для осуществления предварительного осмотра в аэропорту Домодедово</w:t>
             </w:r>
           </w:p>
         </w:tc>
@@ -6483,11 +6753,7 @@
               </w:rPr>
             </w:pPr>
             <w:r>
-              <w:rPr>
-                <w:sz w:val="22"/>
-                <w:szCs w:val="22"/>
-              </w:rPr>
-              <w:t xml:space="preserve">Организация оплаты терминальной обработки на СВХ </w:t>
+              <w:t>Организация оплаты наземной обработки груза и др. услуг на СВХ</w:t>
             </w:r>
           </w:p>
         </w:tc>

--- a/templates/contract.docx
+++ b/templates/contract.docx
@@ -7081,6 +7081,24 @@
           <w:szCs w:val="22"/>
         </w:rPr>
         <w:t>НДС начисляется и уплачивается в соответствии с требованиями Налогового кодекса Российской Федерации, по ставке, действующей на момент оказания услуг.</w:t>
+      </w:r>
+    </w:p>
+    <w:p>
+      <w:pPr>
+        <w:spacing w:line="276" w:lineRule="auto"/>
+        <w:ind w:right="99" w:firstLine="709"/>
+        <w:jc w:val="both"/>
+        <w:rPr>
+          <w:sz w:val="22"/>
+          <w:szCs w:val="22"/>
+        </w:rPr>
+      </w:pPr>
+      <w:r>
+        <w:rPr>
+          <w:sz w:val="22"/>
+          <w:szCs w:val="22"/>
+        </w:rPr>
+        <w:t xml:space="preserve">Услуги, тарифицируемые в USD, подлежат оплате в рублях, по курсу USD к рублю, установленному ЦБ РФ на день выставления счета</w:t>
       </w:r>
     </w:p>
     <w:p>

--- a/templates/contract.docx
+++ b/templates/contract.docx
@@ -3981,19 +3981,7 @@
     </w:p>
     <w:p>
       <w:pPr>
-        <w:ind w:firstLine="720"/>
-        <w:contextualSpacing/>
-        <w:jc w:val="center"/>
-        <w:rPr>
-          <w:bCs/>
-          <w:color w:val="000000"/>
-          <w:spacing w:val="-8"/>
-        </w:rPr>
-      </w:pPr>
-    </w:p>
-    <w:p>
-      <w:pPr>
-        <w:pageBreakBefore/>
+        <w:keepNext/>
         <w:pStyle w:val="21"/>
         <w:tabs>
           <w:tab w:val="num" w:pos="0"/>
@@ -4045,7 +4033,7 @@
       </w:tblGrid>
       <w:tr>
         <w:trPr>
-          <w:trHeight w:val="5056"/>
+          <w:cantSplit/>
         </w:trPr>
         <w:tc>
           <w:tcPr>
@@ -4058,6 +4046,8 @@
                 <w:b/>
                 <w:color w:val="000000"/>
                 <w:spacing w:val="-8"/>
+                <w:sz w:val="16"/>
+                <w:szCs w:val="16"/>
               </w:rPr>
             </w:pPr>
             <w:bookmarkStart w:id="12" w:name="_Hlk210657005"/>
@@ -4066,6 +4056,8 @@
                 <w:b/>
                 <w:color w:val="000000"/>
                 <w:spacing w:val="-8"/>
+                <w:sz w:val="16"/>
+                <w:szCs w:val="16"/>
               </w:rPr>
               <w:t xml:space="preserve">Клиент: </w:t>
             </w:r>
@@ -4075,42 +4067,79 @@
               <w:ind w:right="117"/>
               <w:contextualSpacing/>
               <w:jc w:val="both"/>
+              <w:rPr>
+                <w:bCs/>
+                <w:color w:val="000000"/>
+                <w:spacing w:val="-8"/>
+                <w:sz w:val="16"/>
+                <w:szCs w:val="16"/>
+              </w:rPr>
+            </w:pPr>
+            <w:r>
               <w:rPr>
                 <w:bCs/>
                 <w:color w:val="000000"/>
                 <w:spacing w:val="-8"/>
                 <w:lang w:val="uk-UA"/>
-              </w:rPr>
-            </w:pPr>
-          </w:p>
-          <w:p>
-            <w:pPr>
-              <w:ind w:right="117"/>
+                <w:sz w:val="16"/>
+                <w:szCs w:val="16"/>
+              </w:rPr>
+              <w:t>{{ client.company_name }}</w:t>
+            </w:r>
+          </w:p>
+          <w:p>
+            <w:pPr>
               <w:contextualSpacing/>
-              <w:jc w:val="both"/>
               <w:rPr>
                 <w:bCs/>
                 <w:color w:val="000000"/>
                 <w:spacing w:val="-8"/>
-              </w:rPr>
-            </w:pPr>
+                <w:sz w:val="16"/>
+                <w:szCs w:val="16"/>
+              </w:rPr>
+            </w:pPr>
+            <w:r>
+              <w:rPr>
+                <w:bCs/>
+                <w:color w:val="000000"/>
+                <w:spacing w:val="-8"/>
+                <w:sz w:val="16"/>
+                <w:szCs w:val="16"/>
+              </w:rPr>
+              <w:t xml:space="preserve">ИНН: </w:t>
+            </w:r>
             <w:r>
               <w:rPr>
                 <w:bCs/>
                 <w:color w:val="000000"/>
                 <w:spacing w:val="-8"/>
                 <w:lang w:val="uk-UA"/>
-              </w:rPr>
-              <w:t>{{ client.company_name }}</w:t>
-            </w:r>
-          </w:p>
-          <w:p>
-            <w:pPr>
+                <w:sz w:val="16"/>
+                <w:szCs w:val="16"/>
+              </w:rPr>
+              <w:t>{{ client.inn }}</w:t>
+            </w:r>
+          </w:p>
+          <w:p>
+            <w:r>
+              <w:rPr>
+                <w:sz w:val="16"/>
+                <w:szCs w:val="16"/>
+              </w:rPr>
+              <w:t xml:space="preserve">{%p if client.kpp %}</w:t>
+            </w:r>
+          </w:p>
+          <w:p>
+            <w:pPr>
+              <w:ind w:right="117"/>
               <w:contextualSpacing/>
+              <w:jc w:val="both"/>
               <w:rPr>
                 <w:bCs/>
                 <w:color w:val="000000"/>
                 <w:spacing w:val="-8"/>
+                <w:sz w:val="16"/>
+                <w:szCs w:val="16"/>
               </w:rPr>
             </w:pPr>
             <w:r>
@@ -4118,8 +4147,10 @@
                 <w:bCs/>
                 <w:color w:val="000000"/>
                 <w:spacing w:val="-8"/>
-              </w:rPr>
-              <w:t xml:space="preserve">ИНН: </w:t>
+                <w:sz w:val="16"/>
+                <w:szCs w:val="16"/>
+              </w:rPr>
+              <w:t xml:space="preserve">КПП: </w:t>
             </w:r>
             <w:r>
               <w:rPr>
@@ -4127,13 +4158,19 @@
                 <w:color w:val="000000"/>
                 <w:spacing w:val="-8"/>
                 <w:lang w:val="uk-UA"/>
-              </w:rPr>
-              <w:t>{{ client.inn }}</w:t>
-            </w:r>
-          </w:p>
-          <w:p>
-            <w:r>
-              <w:t xml:space="preserve">{%p if client.kpp %}</w:t>
+                <w:sz w:val="16"/>
+                <w:szCs w:val="16"/>
+              </w:rPr>
+              <w:t>{{ client.kpp }}</w:t>
+            </w:r>
+          </w:p>
+          <w:p>
+            <w:r>
+              <w:rPr>
+                <w:sz w:val="16"/>
+                <w:szCs w:val="16"/>
+              </w:rPr>
+              <w:t xml:space="preserve">{%p endif %}</w:t>
             </w:r>
           </w:p>
           <w:p>
@@ -4145,6 +4182,8 @@
                 <w:bCs/>
                 <w:color w:val="000000"/>
                 <w:spacing w:val="-8"/>
+                <w:sz w:val="16"/>
+                <w:szCs w:val="16"/>
               </w:rPr>
             </w:pPr>
             <w:r>
@@ -4152,8 +4191,10 @@
                 <w:bCs/>
                 <w:color w:val="000000"/>
                 <w:spacing w:val="-8"/>
-              </w:rPr>
-              <w:t xml:space="preserve">КПП: </w:t>
+                <w:sz w:val="16"/>
+                <w:szCs w:val="16"/>
+              </w:rPr>
+              <w:t xml:space="preserve">ОГРН: </w:t>
             </w:r>
             <w:r>
               <w:rPr>
@@ -4161,13 +4202,10 @@
                 <w:color w:val="000000"/>
                 <w:spacing w:val="-8"/>
                 <w:lang w:val="uk-UA"/>
-              </w:rPr>
-              <w:t>{{ client.kpp }}</w:t>
-            </w:r>
-          </w:p>
-          <w:p>
-            <w:r>
-              <w:t xml:space="preserve">{%p endif %}</w:t>
+                <w:sz w:val="16"/>
+                <w:szCs w:val="16"/>
+              </w:rPr>
+              <w:t>{{ client.ogrn }}</w:t>
             </w:r>
           </w:p>
           <w:p>
@@ -4179,6 +4217,8 @@
                 <w:bCs/>
                 <w:color w:val="000000"/>
                 <w:spacing w:val="-8"/>
+                <w:sz w:val="16"/>
+                <w:szCs w:val="16"/>
               </w:rPr>
             </w:pPr>
             <w:r>
@@ -4186,8 +4226,10 @@
                 <w:bCs/>
                 <w:color w:val="000000"/>
                 <w:spacing w:val="-8"/>
-              </w:rPr>
-              <w:t xml:space="preserve">ОГРН: </w:t>
+                <w:sz w:val="16"/>
+                <w:szCs w:val="16"/>
+              </w:rPr>
+              <w:t xml:space="preserve">Адрес: </w:t>
             </w:r>
             <w:r>
               <w:rPr>
@@ -4195,8 +4237,10 @@
                 <w:color w:val="000000"/>
                 <w:spacing w:val="-8"/>
                 <w:lang w:val="uk-UA"/>
-              </w:rPr>
-              <w:t>{{ client.ogrn }}</w:t>
+                <w:sz w:val="16"/>
+                <w:szCs w:val="16"/>
+              </w:rPr>
+              <w:t>{{ client.address }}</w:t>
             </w:r>
           </w:p>
           <w:p>
@@ -4208,6 +4252,8 @@
                 <w:bCs/>
                 <w:color w:val="000000"/>
                 <w:spacing w:val="-8"/>
+                <w:sz w:val="16"/>
+                <w:szCs w:val="16"/>
               </w:rPr>
             </w:pPr>
             <w:r>
@@ -4215,8 +4261,10 @@
                 <w:bCs/>
                 <w:color w:val="000000"/>
                 <w:spacing w:val="-8"/>
-              </w:rPr>
-              <w:t xml:space="preserve">Адрес: </w:t>
+                <w:sz w:val="16"/>
+                <w:szCs w:val="16"/>
+              </w:rPr>
+              <w:t xml:space="preserve">Р/с: </w:t>
             </w:r>
             <w:r>
               <w:rPr>
@@ -4224,8 +4272,10 @@
                 <w:color w:val="000000"/>
                 <w:spacing w:val="-8"/>
                 <w:lang w:val="uk-UA"/>
-              </w:rPr>
-              <w:t>{{ client.address }}</w:t>
+                <w:sz w:val="16"/>
+                <w:szCs w:val="16"/>
+              </w:rPr>
+              <w:t>{{ client.account }}</w:t>
             </w:r>
           </w:p>
           <w:p>
@@ -4237,6 +4287,8 @@
                 <w:bCs/>
                 <w:color w:val="000000"/>
                 <w:spacing w:val="-8"/>
+                <w:sz w:val="16"/>
+                <w:szCs w:val="16"/>
               </w:rPr>
             </w:pPr>
             <w:r>
@@ -4244,8 +4296,10 @@
                 <w:bCs/>
                 <w:color w:val="000000"/>
                 <w:spacing w:val="-8"/>
-              </w:rPr>
-              <w:t xml:space="preserve">Р/с: </w:t>
+                <w:sz w:val="16"/>
+                <w:szCs w:val="16"/>
+              </w:rPr>
+              <w:t xml:space="preserve">Банк: </w:t>
             </w:r>
             <w:r>
               <w:rPr>
@@ -4253,8 +4307,10 @@
                 <w:color w:val="000000"/>
                 <w:spacing w:val="-8"/>
                 <w:lang w:val="uk-UA"/>
-              </w:rPr>
-              <w:t>{{ client.account }}</w:t>
+                <w:sz w:val="16"/>
+                <w:szCs w:val="16"/>
+              </w:rPr>
+              <w:t>{{ client.bank }}</w:t>
             </w:r>
           </w:p>
           <w:p>
@@ -4266,6 +4322,8 @@
                 <w:bCs/>
                 <w:color w:val="000000"/>
                 <w:spacing w:val="-8"/>
+                <w:sz w:val="16"/>
+                <w:szCs w:val="16"/>
               </w:rPr>
             </w:pPr>
             <w:r>
@@ -4273,8 +4331,10 @@
                 <w:bCs/>
                 <w:color w:val="000000"/>
                 <w:spacing w:val="-8"/>
-              </w:rPr>
-              <w:t xml:space="preserve">Банк: </w:t>
+                <w:sz w:val="16"/>
+                <w:szCs w:val="16"/>
+              </w:rPr>
+              <w:t xml:space="preserve">БИК: </w:t>
             </w:r>
             <w:r>
               <w:rPr>
@@ -4282,8 +4342,10 @@
                 <w:color w:val="000000"/>
                 <w:spacing w:val="-8"/>
                 <w:lang w:val="uk-UA"/>
-              </w:rPr>
-              <w:t>{{ client.bank }}</w:t>
+                <w:sz w:val="16"/>
+                <w:szCs w:val="16"/>
+              </w:rPr>
+              <w:t>{{ client.bik }}</w:t>
             </w:r>
           </w:p>
           <w:p>
@@ -4295,6 +4357,8 @@
                 <w:bCs/>
                 <w:color w:val="000000"/>
                 <w:spacing w:val="-8"/>
+                <w:sz w:val="16"/>
+                <w:szCs w:val="16"/>
               </w:rPr>
             </w:pPr>
             <w:r>
@@ -4302,8 +4366,10 @@
                 <w:bCs/>
                 <w:color w:val="000000"/>
                 <w:spacing w:val="-8"/>
-              </w:rPr>
-              <w:t xml:space="preserve">БИК: </w:t>
+                <w:sz w:val="16"/>
+                <w:szCs w:val="16"/>
+              </w:rPr>
+              <w:t xml:space="preserve">К/с: </w:t>
             </w:r>
             <w:r>
               <w:rPr>
@@ -4311,8 +4377,19 @@
                 <w:color w:val="000000"/>
                 <w:spacing w:val="-8"/>
                 <w:lang w:val="uk-UA"/>
-              </w:rPr>
-              <w:t>{{ client.bik }}</w:t>
+                <w:sz w:val="16"/>
+                <w:szCs w:val="16"/>
+              </w:rPr>
+              <w:t>{{ client.cor_account }}</w:t>
+            </w:r>
+          </w:p>
+          <w:p>
+            <w:r>
+              <w:rPr>
+                <w:sz w:val="16"/>
+                <w:szCs w:val="16"/>
+              </w:rPr>
+              <w:t xml:space="preserve">{%p if client.email %}</w:t>
             </w:r>
           </w:p>
           <w:p>
@@ -4324,6 +4401,8 @@
                 <w:bCs/>
                 <w:color w:val="000000"/>
                 <w:spacing w:val="-8"/>
+                <w:sz w:val="16"/>
+                <w:szCs w:val="16"/>
               </w:rPr>
             </w:pPr>
             <w:r>
@@ -4331,22 +4410,38 @@
                 <w:bCs/>
                 <w:color w:val="000000"/>
                 <w:spacing w:val="-8"/>
-              </w:rPr>
-              <w:t xml:space="preserve">К/с: </w:t>
+                <w:sz w:val="16"/>
+                <w:szCs w:val="16"/>
+              </w:rPr>
+              <w:t xml:space="preserve">Email: </w:t>
             </w:r>
             <w:r>
               <w:rPr>
                 <w:bCs/>
                 <w:color w:val="000000"/>
                 <w:spacing w:val="-8"/>
-                <w:lang w:val="uk-UA"/>
-              </w:rPr>
-              <w:t>{{ client.cor_account }}</w:t>
-            </w:r>
-          </w:p>
-          <w:p>
-            <w:r>
-              <w:t xml:space="preserve">{%p if client.email %}</w:t>
+                <w:sz w:val="16"/>
+                <w:szCs w:val="16"/>
+              </w:rPr>
+              <w:t>{{ client.email }}</w:t>
+            </w:r>
+          </w:p>
+          <w:p>
+            <w:r>
+              <w:rPr>
+                <w:sz w:val="16"/>
+                <w:szCs w:val="16"/>
+              </w:rPr>
+              <w:t xml:space="preserve">{%p endif %}</w:t>
+            </w:r>
+          </w:p>
+          <w:p>
+            <w:r>
+              <w:rPr>
+                <w:sz w:val="16"/>
+                <w:szCs w:val="16"/>
+              </w:rPr>
+              <w:t xml:space="preserve">{%p if client.phone %}</w:t>
             </w:r>
           </w:p>
           <w:p>
@@ -4358,6 +4453,8 @@
                 <w:bCs/>
                 <w:color w:val="000000"/>
                 <w:spacing w:val="-8"/>
+                <w:sz w:val="16"/>
+                <w:szCs w:val="16"/>
               </w:rPr>
             </w:pPr>
             <w:r>
@@ -4365,26 +4462,29 @@
                 <w:bCs/>
                 <w:color w:val="000000"/>
                 <w:spacing w:val="-8"/>
-              </w:rPr>
-              <w:t xml:space="preserve">Email: </w:t>
+                <w:sz w:val="16"/>
+                <w:szCs w:val="16"/>
+              </w:rPr>
+              <w:t xml:space="preserve">Тел.: </w:t>
             </w:r>
             <w:r>
               <w:rPr>
                 <w:bCs/>
                 <w:color w:val="000000"/>
                 <w:spacing w:val="-8"/>
-              </w:rPr>
-              <w:t>{{ client.email }}</w:t>
-            </w:r>
-          </w:p>
-          <w:p>
-            <w:r>
+                <w:sz w:val="16"/>
+                <w:szCs w:val="16"/>
+              </w:rPr>
+              <w:t>{{ client.phone }}</w:t>
+            </w:r>
+          </w:p>
+          <w:p>
+            <w:r>
+              <w:rPr>
+                <w:sz w:val="16"/>
+                <w:szCs w:val="16"/>
+              </w:rPr>
               <w:t xml:space="preserve">{%p endif %}</w:t>
-            </w:r>
-          </w:p>
-          <w:p>
-            <w:r>
-              <w:t xml:space="preserve">{%p if client.phone %}</w:t>
             </w:r>
           </w:p>
           <w:p>
@@ -4396,51 +4496,8 @@
                 <w:bCs/>
                 <w:color w:val="000000"/>
                 <w:spacing w:val="-8"/>
-              </w:rPr>
-            </w:pPr>
-            <w:r>
-              <w:rPr>
-                <w:bCs/>
-                <w:color w:val="000000"/>
-                <w:spacing w:val="-8"/>
-              </w:rPr>
-              <w:t xml:space="preserve">Тел.: </w:t>
-            </w:r>
-            <w:r>
-              <w:rPr>
-                <w:bCs/>
-                <w:color w:val="000000"/>
-                <w:spacing w:val="-8"/>
-              </w:rPr>
-              <w:t>{{ client.phone }}</w:t>
-            </w:r>
-          </w:p>
-          <w:p>
-            <w:r>
-              <w:t xml:space="preserve">{%p endif %}</w:t>
-            </w:r>
-          </w:p>
-          <w:p>
-            <w:pPr>
-              <w:ind w:right="117"/>
-              <w:contextualSpacing/>
-              <w:jc w:val="both"/>
-              <w:rPr>
-                <w:bCs/>
-                <w:color w:val="000000"/>
-                <w:spacing w:val="-8"/>
-              </w:rPr>
-            </w:pPr>
-          </w:p>
-          <w:p>
-            <w:pPr>
-              <w:ind w:right="117"/>
-              <w:contextualSpacing/>
-              <w:jc w:val="both"/>
-              <w:rPr>
-                <w:bCs/>
-                <w:color w:val="000000"/>
-                <w:spacing w:val="-8"/>
+                <w:sz w:val="16"/>
+                <w:szCs w:val="16"/>
               </w:rPr>
             </w:pPr>
           </w:p>
@@ -4454,6 +4511,8 @@
                 <w:color w:val="000000"/>
                 <w:spacing w:val="-8"/>
                 <w:lang w:val="en-US"/>
+                <w:sz w:val="16"/>
+                <w:szCs w:val="16"/>
               </w:rPr>
             </w:pPr>
             <w:r>
@@ -4462,6 +4521,8 @@
                 <w:color w:val="000000"/>
                 <w:spacing w:val="-8"/>
                 <w:lang w:val="en-US"/>
+                <w:sz w:val="16"/>
+                <w:szCs w:val="16"/>
               </w:rPr>
               <w:t xml:space="preserve">______________/ </w:t>
             </w:r>
@@ -4472,34 +4533,12 @@
                 <w:color w:val="000000"/>
                 <w:spacing w:val="-8"/>
                 <w:lang w:val="en-US"/>
+                <w:sz w:val="16"/>
+                <w:szCs w:val="16"/>
               </w:rPr>
               <w:t>{{ client.director_short }}</w:t>
             </w:r>
             <w:bookmarkEnd w:id="13"/>
-          </w:p>
-          <w:p>
-            <w:pPr>
-              <w:ind w:right="117"/>
-              <w:contextualSpacing/>
-              <w:jc w:val="both"/>
-              <w:rPr>
-                <w:bCs/>
-                <w:color w:val="000000"/>
-                <w:spacing w:val="-8"/>
-                <w:lang w:val="en-US"/>
-              </w:rPr>
-            </w:pPr>
-          </w:p>
-          <w:p>
-            <w:pPr>
-              <w:contextualSpacing/>
-              <w:rPr>
-                <w:bCs/>
-                <w:color w:val="000000"/>
-                <w:spacing w:val="-8"/>
-                <w:lang w:val="en-US"/>
-              </w:rPr>
-            </w:pPr>
           </w:p>
         </w:tc>
         <w:tc>
@@ -4514,6 +4553,8 @@
                 <w:color w:val="000000"/>
                 <w:spacing w:val="-8"/>
                 <w:lang w:val="en-US"/>
+                <w:sz w:val="16"/>
+                <w:szCs w:val="16"/>
               </w:rPr>
             </w:pPr>
             <w:r>
@@ -4521,6 +4562,8 @@
                 <w:b/>
                 <w:color w:val="000000"/>
                 <w:spacing w:val="-8"/>
+                <w:sz w:val="16"/>
+                <w:szCs w:val="16"/>
               </w:rPr>
               <w:t>Представитель</w:t>
             </w:r>
@@ -4530,21 +4573,12 @@
                 <w:color w:val="000000"/>
                 <w:spacing w:val="-8"/>
                 <w:lang w:val="en-US"/>
+                <w:sz w:val="16"/>
+                <w:szCs w:val="16"/>
               </w:rPr>
               <w:t xml:space="preserve">: </w:t>
               <w:tab/>
             </w:r>
-          </w:p>
-          <w:p>
-            <w:pPr>
-              <w:contextualSpacing/>
-              <w:rPr>
-                <w:b/>
-                <w:color w:val="000000"/>
-                <w:spacing w:val="-8"/>
-                <w:lang w:val="en-US"/>
-              </w:rPr>
-            </w:pPr>
           </w:p>
           <w:p>
             <w:pPr>
@@ -4554,6 +4588,8 @@
                 <w:color w:val="000000"/>
                 <w:spacing w:val="-8"/>
                 <w:lang w:val="en-US"/>
+                <w:sz w:val="16"/>
+                <w:szCs w:val="16"/>
               </w:rPr>
             </w:pPr>
             <w:r>
@@ -4562,6 +4598,8 @@
                 <w:color w:val="000000"/>
                 <w:spacing w:val="-8"/>
                 <w:lang w:val="en-US"/>
+                <w:sz w:val="16"/>
+                <w:szCs w:val="16"/>
               </w:rPr>
               <w:t xml:space="preserve">{{ company.name }} </w:t>
             </w:r>
@@ -4574,6 +4612,8 @@
                 <w:color w:val="000000"/>
                 <w:spacing w:val="-8"/>
                 <w:lang w:val="en-US"/>
+                <w:sz w:val="16"/>
+                <w:szCs w:val="16"/>
               </w:rPr>
             </w:pPr>
             <w:r>
@@ -4581,6 +4621,8 @@
                 <w:bCs/>
                 <w:color w:val="000000"/>
                 <w:spacing w:val="-8"/>
+                <w:sz w:val="16"/>
+                <w:szCs w:val="16"/>
               </w:rPr>
               <w:t>ИНН</w:t>
             </w:r>
@@ -4590,6 +4632,8 @@
                 <w:color w:val="000000"/>
                 <w:spacing w:val="-8"/>
                 <w:lang w:val="en-US"/>
+                <w:sz w:val="16"/>
+                <w:szCs w:val="16"/>
               </w:rPr>
               <w:t>: {{ company.inn }}</w:t>
             </w:r>
@@ -4602,6 +4646,8 @@
                 <w:color w:val="000000"/>
                 <w:spacing w:val="-8"/>
                 <w:lang w:val="en-US"/>
+                <w:sz w:val="16"/>
+                <w:szCs w:val="16"/>
               </w:rPr>
             </w:pPr>
             <w:r>
@@ -4609,6 +4655,8 @@
                 <w:bCs/>
                 <w:color w:val="000000"/>
                 <w:spacing w:val="-8"/>
+                <w:sz w:val="16"/>
+                <w:szCs w:val="16"/>
               </w:rPr>
               <w:t>КПП</w:t>
             </w:r>
@@ -4618,6 +4666,8 @@
                 <w:color w:val="000000"/>
                 <w:spacing w:val="-8"/>
                 <w:lang w:val="en-US"/>
+                <w:sz w:val="16"/>
+                <w:szCs w:val="16"/>
               </w:rPr>
               <w:t>: {{ company.kpp }}</w:t>
             </w:r>
@@ -4630,6 +4680,8 @@
                 <w:color w:val="000000"/>
                 <w:spacing w:val="-8"/>
                 <w:lang w:val="en-US"/>
+                <w:sz w:val="16"/>
+                <w:szCs w:val="16"/>
               </w:rPr>
             </w:pPr>
             <w:r>
@@ -4637,6 +4689,8 @@
                 <w:bCs/>
                 <w:color w:val="000000"/>
                 <w:spacing w:val="-8"/>
+                <w:sz w:val="16"/>
+                <w:szCs w:val="16"/>
               </w:rPr>
               <w:t>ОГРН</w:t>
             </w:r>
@@ -4646,6 +4700,8 @@
                 <w:color w:val="000000"/>
                 <w:spacing w:val="-8"/>
                 <w:lang w:val="en-US"/>
+                <w:sz w:val="16"/>
+                <w:szCs w:val="16"/>
               </w:rPr>
               <w:t>: {{ company.ogrn }}</w:t>
             </w:r>
@@ -4658,6 +4714,8 @@
                 <w:color w:val="000000"/>
                 <w:spacing w:val="-8"/>
                 <w:lang w:val="en-US"/>
+                <w:sz w:val="16"/>
+                <w:szCs w:val="16"/>
               </w:rPr>
             </w:pPr>
             <w:r>
@@ -4665,6 +4723,8 @@
                 <w:bCs/>
                 <w:color w:val="000000"/>
                 <w:spacing w:val="-8"/>
+                <w:sz w:val="16"/>
+                <w:szCs w:val="16"/>
               </w:rPr>
               <w:t>Адрес</w:t>
             </w:r>
@@ -4674,6 +4734,8 @@
                 <w:color w:val="000000"/>
                 <w:spacing w:val="-8"/>
                 <w:lang w:val="en-US"/>
+                <w:sz w:val="16"/>
+                <w:szCs w:val="16"/>
               </w:rPr>
               <w:t>: {{ company.address }}</w:t>
             </w:r>
@@ -4686,6 +4748,8 @@
                 <w:color w:val="000000"/>
                 <w:spacing w:val="-8"/>
                 <w:lang w:val="en-US"/>
+                <w:sz w:val="16"/>
+                <w:szCs w:val="16"/>
               </w:rPr>
             </w:pPr>
             <w:r>
@@ -4693,6 +4757,8 @@
                 <w:bCs/>
                 <w:color w:val="000000"/>
                 <w:spacing w:val="-8"/>
+                <w:sz w:val="16"/>
+                <w:szCs w:val="16"/>
               </w:rPr>
               <w:t>Р</w:t>
             </w:r>
@@ -4702,6 +4768,8 @@
                 <w:color w:val="000000"/>
                 <w:spacing w:val="-8"/>
                 <w:lang w:val="en-US"/>
+                <w:sz w:val="16"/>
+                <w:szCs w:val="16"/>
               </w:rPr>
               <w:t>/</w:t>
             </w:r>
@@ -4710,6 +4778,8 @@
                 <w:bCs/>
                 <w:color w:val="000000"/>
                 <w:spacing w:val="-8"/>
+                <w:sz w:val="16"/>
+                <w:szCs w:val="16"/>
               </w:rPr>
               <w:t>с</w:t>
             </w:r>
@@ -4719,6 +4789,8 @@
                 <w:color w:val="000000"/>
                 <w:spacing w:val="-8"/>
                 <w:lang w:val="en-US"/>
+                <w:sz w:val="16"/>
+                <w:szCs w:val="16"/>
               </w:rPr>
               <w:t>: {{ company.account }}</w:t>
             </w:r>
@@ -4731,6 +4803,8 @@
                 <w:color w:val="000000"/>
                 <w:spacing w:val="-8"/>
                 <w:lang w:val="en-US"/>
+                <w:sz w:val="16"/>
+                <w:szCs w:val="16"/>
               </w:rPr>
             </w:pPr>
             <w:r>
@@ -4738,6 +4812,8 @@
                 <w:bCs/>
                 <w:color w:val="000000"/>
                 <w:spacing w:val="-8"/>
+                <w:sz w:val="16"/>
+                <w:szCs w:val="16"/>
               </w:rPr>
               <w:t>Банк</w:t>
             </w:r>
@@ -4747,6 +4823,8 @@
                 <w:color w:val="000000"/>
                 <w:spacing w:val="-8"/>
                 <w:lang w:val="en-US"/>
+                <w:sz w:val="16"/>
+                <w:szCs w:val="16"/>
               </w:rPr>
               <w:t>: {{ company.bank }}</w:t>
             </w:r>
@@ -4759,6 +4837,8 @@
                 <w:color w:val="000000"/>
                 <w:spacing w:val="-8"/>
                 <w:lang w:val="en-US"/>
+                <w:sz w:val="16"/>
+                <w:szCs w:val="16"/>
               </w:rPr>
             </w:pPr>
             <w:r>
@@ -4766,6 +4846,8 @@
                 <w:bCs/>
                 <w:color w:val="000000"/>
                 <w:spacing w:val="-8"/>
+                <w:sz w:val="16"/>
+                <w:szCs w:val="16"/>
               </w:rPr>
               <w:t>БИК</w:t>
             </w:r>
@@ -4775,6 +4857,8 @@
                 <w:color w:val="000000"/>
                 <w:spacing w:val="-8"/>
                 <w:lang w:val="en-US"/>
+                <w:sz w:val="16"/>
+                <w:szCs w:val="16"/>
               </w:rPr>
               <w:t>: {{ company.bik }}</w:t>
             </w:r>
@@ -4787,6 +4871,8 @@
                 <w:color w:val="000000"/>
                 <w:spacing w:val="-8"/>
                 <w:lang w:val="en-US"/>
+                <w:sz w:val="16"/>
+                <w:szCs w:val="16"/>
               </w:rPr>
             </w:pPr>
             <w:r>
@@ -4794,6 +4880,8 @@
                 <w:bCs/>
                 <w:color w:val="000000"/>
                 <w:spacing w:val="-8"/>
+                <w:sz w:val="16"/>
+                <w:szCs w:val="16"/>
               </w:rPr>
               <w:t>К</w:t>
             </w:r>
@@ -4803,6 +4891,8 @@
                 <w:color w:val="000000"/>
                 <w:spacing w:val="-8"/>
                 <w:lang w:val="en-US"/>
+                <w:sz w:val="16"/>
+                <w:szCs w:val="16"/>
               </w:rPr>
               <w:t>/</w:t>
             </w:r>
@@ -4811,6 +4901,8 @@
                 <w:bCs/>
                 <w:color w:val="000000"/>
                 <w:spacing w:val="-8"/>
+                <w:sz w:val="16"/>
+                <w:szCs w:val="16"/>
               </w:rPr>
               <w:t>с</w:t>
             </w:r>
@@ -4820,6 +4912,8 @@
                 <w:color w:val="000000"/>
                 <w:spacing w:val="-8"/>
                 <w:lang w:val="en-US"/>
+                <w:sz w:val="16"/>
+                <w:szCs w:val="16"/>
               </w:rPr>
               <w:t>: {{ company.cor_account }}</w:t>
             </w:r>
@@ -4832,12 +4926,16 @@
                 <w:color w:val="000000"/>
                 <w:spacing w:val="-8"/>
                 <w:lang w:val="en-US"/>
+                <w:sz w:val="16"/>
+                <w:szCs w:val="16"/>
               </w:rPr>
             </w:pPr>
             <w:r>
               <w:rPr>
                 <w:noProof/>
                 <w:lang w:val="en-US"/>
+                <w:sz w:val="16"/>
+                <w:szCs w:val="16"/>
               </w:rPr>
               <w:drawing>
                 <wp:anchor distT="0" distB="0" distL="0" distR="0" simplePos="0" relativeHeight="251671552" behindDoc="0" locked="0" layoutInCell="1" allowOverlap="1" wp14:anchorId="075A91E9" wp14:editId="40DC2BC9">
@@ -4890,8 +4988,9 @@
                 <w:rFonts w:eastAsia="Calibri"/>
                 <w:noProof/>
                 <w:sz w:val="24"/>
-                <w:szCs w:val="24"/>
                 <w:lang w:val="en-US" w:eastAsia="en-US"/>
+                <w:sz w:val="16"/>
+                <w:szCs w:val="16"/>
               </w:rPr>
               <w:drawing>
                 <wp:anchor distT="0" distB="0" distL="0" distR="0" simplePos="0" relativeHeight="251669504" behindDoc="1" locked="0" layoutInCell="1" allowOverlap="1" wp14:anchorId="2DC670E7" wp14:editId="5B0416CB">
@@ -4948,6 +5047,8 @@
                 <w:color w:val="000000"/>
                 <w:spacing w:val="-8"/>
                 <w:lang w:val="en-US"/>
+                <w:sz w:val="16"/>
+                <w:szCs w:val="16"/>
               </w:rPr>
             </w:pPr>
           </w:p>
@@ -4959,6 +5060,8 @@
                 <w:color w:val="000000"/>
                 <w:spacing w:val="-8"/>
                 <w:lang w:val="en-US"/>
+                <w:sz w:val="16"/>
+                <w:szCs w:val="16"/>
               </w:rPr>
             </w:pPr>
             <w:r>
@@ -4967,6 +5070,8 @@
                 <w:color w:val="000000"/>
                 <w:spacing w:val="-8"/>
                 <w:lang w:val="en-US"/>
+                <w:sz w:val="16"/>
+                <w:szCs w:val="16"/>
               </w:rPr>
               <w:t>______________/</w:t>
             </w:r>
@@ -4977,33 +5082,13 @@
                 <w:color w:val="000000"/>
                 <w:spacing w:val="-8"/>
                 <w:lang w:val="en-US"/>
+                <w:sz w:val="16"/>
+                <w:szCs w:val="16"/>
               </w:rPr>
               <w:t>{{ company.director_short }}</w:t>
             </w:r>
           </w:p>
           <w:bookmarkEnd w:id="14"/>
-          <w:p>
-            <w:pPr>
-              <w:contextualSpacing/>
-              <w:rPr>
-                <w:bCs/>
-                <w:color w:val="000000"/>
-                <w:spacing w:val="-8"/>
-                <w:lang w:val="en-US"/>
-              </w:rPr>
-            </w:pPr>
-          </w:p>
-          <w:p>
-            <w:pPr>
-              <w:contextualSpacing/>
-              <w:rPr>
-                <w:bCs/>
-                <w:color w:val="000000"/>
-                <w:spacing w:val="-8"/>
-                <w:lang w:val="en-US"/>
-              </w:rPr>
-            </w:pPr>
-          </w:p>
         </w:tc>
       </w:tr>
       <w:bookmarkEnd w:id="12"/>

--- a/templates/contract.docx
+++ b/templates/contract.docx
@@ -5095,138 +5095,7 @@
     </w:tbl>
     <w:p>
       <w:pPr>
-        <w:pStyle w:val="21"/>
-        <w:tabs>
-          <w:tab w:val="num" w:pos="0"/>
-        </w:tabs>
-        <w:ind w:firstLine="851"/>
-        <w:contextualSpacing/>
-        <w:rPr>
-          <w:color w:val="000000"/>
-          <w:spacing w:val="-8"/>
-          <w:sz w:val="20"/>
-          <w:lang w:val="en-US"/>
-        </w:rPr>
-      </w:pPr>
-    </w:p>
-    <w:p>
-      <w:pPr>
-        <w:ind w:firstLine="720"/>
-        <w:contextualSpacing/>
-        <w:jc w:val="center"/>
-        <w:rPr>
-          <w:b/>
-          <w:bCs/>
-          <w:color w:val="000000"/>
-          <w:spacing w:val="-8"/>
-          <w:lang w:val="en-US"/>
-        </w:rPr>
-      </w:pPr>
-    </w:p>
-    <w:tbl>
-      <w:tblPr>
-        <w:tblW w:w="9913" w:type="dxa"/>
-        <w:tblInd w:w="-24" w:type="dxa"/>
-        <w:tblLook w:val="0000" w:firstRow="0" w:lastRow="0" w:firstColumn="0" w:lastColumn="0" w:noHBand="0" w:noVBand="0"/>
-      </w:tblPr>
-      <w:tblGrid>
-        <w:gridCol w:w="9913"/>
-      </w:tblGrid>
-      <w:tr>
-        <w:trPr>
-          <w:trHeight w:val="2929"/>
-        </w:trPr>
-        <w:tc>
-          <w:tcPr>
-            <w:tcW w:w="9913" w:type="dxa"/>
-          </w:tcPr>
-          <w:p>
-            <w:pPr>
-              <w:contextualSpacing/>
-              <w:rPr>
-                <w:color w:val="000000"/>
-                <w:spacing w:val="-8"/>
-                <w:lang w:val="en-US"/>
-              </w:rPr>
-            </w:pPr>
-          </w:p>
-        </w:tc>
-      </w:tr>
-    </w:tbl>
-    <w:p>
-      <w:pPr>
-        <w:contextualSpacing/>
-        <w:rPr>
-          <w:color w:val="000000"/>
-          <w:spacing w:val="-10"/>
-          <w:lang w:val="en-US"/>
-        </w:rPr>
-      </w:pPr>
-    </w:p>
-    <w:p>
-      <w:pPr>
-        <w:rPr>
-          <w:lang w:val="en-US"/>
-        </w:rPr>
-      </w:pPr>
-      <w:r>
-        <w:rPr>
-          <w:lang w:val="en-US"/>
-        </w:rPr>
-        <w:t xml:space="preserve"> </w:t>
-      </w:r>
-    </w:p>
-    <w:p>
-      <w:pPr>
-        <w:rPr>
-          <w:lang w:val="en-US"/>
-        </w:rPr>
-      </w:pPr>
-    </w:p>
-    <w:p>
-      <w:pPr>
-        <w:rPr>
-          <w:lang w:val="en-US"/>
-        </w:rPr>
-      </w:pPr>
-    </w:p>
-    <w:p>
-      <w:pPr>
-        <w:rPr>
-          <w:lang w:val="en-US"/>
-        </w:rPr>
-      </w:pPr>
-    </w:p>
-    <w:p>
-      <w:pPr>
-        <w:rPr>
-          <w:lang w:val="en-US"/>
-        </w:rPr>
-      </w:pPr>
-    </w:p>
-    <w:p>
-      <w:pPr>
-        <w:rPr>
-          <w:lang w:val="en-US"/>
-        </w:rPr>
-      </w:pPr>
-    </w:p>
-    <w:p>
-      <w:pPr>
-        <w:rPr>
-          <w:lang w:val="en-US"/>
-        </w:rPr>
-      </w:pPr>
-    </w:p>
-    <w:p>
-      <w:pPr>
-        <w:rPr>
-          <w:lang w:val="en-US"/>
-        </w:rPr>
-      </w:pPr>
-    </w:p>
-    <w:p>
-      <w:pPr>
+        <w:pageBreakBefore/>
         <w:spacing w:line="276" w:lineRule="auto"/>
         <w:jc w:val="right"/>
         <w:rPr>

--- a/templates/contract.docx
+++ b/templates/contract.docx
@@ -227,7 +227,7 @@
           <w:spacing w:val="-8"/>
           <w:lang w:val="uk-UA"/>
         </w:rPr>
-        <w:t xml:space="preserve">{{ company.name }}, </w:t>
+        <w:t xml:space="preserve">{{ company.name_full }}, </w:t>
       </w:r>
       <w:r>
         <w:rPr>
@@ -5321,7 +5321,7 @@
           <w:szCs w:val="22"/>
           <w:lang w:val="uk-UA"/>
         </w:rPr>
-        <w:t xml:space="preserve">{{ company.name }}, </w:t>
+        <w:t xml:space="preserve">{{ company.name_full }}, </w:t>
       </w:r>
       <w:r>
         <w:rPr>

--- a/templates/contract.docx
+++ b/templates/contract.docx
@@ -4047,6 +4047,7 @@
                 <w:color w:val="000000"/>
                 <w:spacing w:val="-8"/>
                 <w:sz w:val="16"/>
+                <w:sz w:val="16"/>
                 <w:szCs w:val="16"/>
               </w:rPr>
             </w:pPr>
@@ -4057,6 +4058,7 @@
                 <w:color w:val="000000"/>
                 <w:spacing w:val="-8"/>
                 <w:sz w:val="16"/>
+                <w:sz w:val="16"/>
                 <w:szCs w:val="16"/>
               </w:rPr>
               <w:t xml:space="preserve">Клиент: </w:t>
@@ -4072,6 +4074,7 @@
                 <w:color w:val="000000"/>
                 <w:spacing w:val="-8"/>
                 <w:sz w:val="16"/>
+                <w:sz w:val="16"/>
                 <w:szCs w:val="16"/>
               </w:rPr>
             </w:pPr>
@@ -4080,9 +4083,10 @@
                 <w:bCs/>
                 <w:color w:val="000000"/>
                 <w:spacing w:val="-8"/>
+                <w:sz w:val="16"/>
+                <w:szCs w:val="16"/>
                 <w:lang w:val="uk-UA"/>
                 <w:sz w:val="16"/>
-                <w:szCs w:val="16"/>
               </w:rPr>
               <w:t>{{ client.company_name }}</w:t>
             </w:r>
@@ -4095,6 +4099,7 @@
                 <w:color w:val="000000"/>
                 <w:spacing w:val="-8"/>
                 <w:sz w:val="16"/>
+                <w:sz w:val="16"/>
                 <w:szCs w:val="16"/>
               </w:rPr>
             </w:pPr>
@@ -4104,6 +4109,7 @@
                 <w:color w:val="000000"/>
                 <w:spacing w:val="-8"/>
                 <w:sz w:val="16"/>
+                <w:sz w:val="16"/>
                 <w:szCs w:val="16"/>
               </w:rPr>
               <w:t xml:space="preserve">ИНН: </w:t>
@@ -4113,9 +4119,10 @@
                 <w:bCs/>
                 <w:color w:val="000000"/>
                 <w:spacing w:val="-8"/>
+                <w:sz w:val="16"/>
+                <w:szCs w:val="16"/>
                 <w:lang w:val="uk-UA"/>
                 <w:sz w:val="16"/>
-                <w:szCs w:val="16"/>
               </w:rPr>
               <w:t>{{ client.inn }}</w:t>
             </w:r>
@@ -4123,6 +4130,7 @@
           <w:p>
             <w:r>
               <w:rPr>
+                <w:sz w:val="16"/>
                 <w:sz w:val="16"/>
                 <w:szCs w:val="16"/>
               </w:rPr>
@@ -4139,6 +4147,7 @@
                 <w:color w:val="000000"/>
                 <w:spacing w:val="-8"/>
                 <w:sz w:val="16"/>
+                <w:sz w:val="16"/>
                 <w:szCs w:val="16"/>
               </w:rPr>
             </w:pPr>
@@ -4148,6 +4157,7 @@
                 <w:color w:val="000000"/>
                 <w:spacing w:val="-8"/>
                 <w:sz w:val="16"/>
+                <w:sz w:val="16"/>
                 <w:szCs w:val="16"/>
               </w:rPr>
               <w:t xml:space="preserve">КПП: </w:t>
@@ -4157,9 +4167,10 @@
                 <w:bCs/>
                 <w:color w:val="000000"/>
                 <w:spacing w:val="-8"/>
+                <w:sz w:val="16"/>
+                <w:szCs w:val="16"/>
                 <w:lang w:val="uk-UA"/>
                 <w:sz w:val="16"/>
-                <w:szCs w:val="16"/>
               </w:rPr>
               <w:t>{{ client.kpp }}</w:t>
             </w:r>
@@ -4167,6 +4178,7 @@
           <w:p>
             <w:r>
               <w:rPr>
+                <w:sz w:val="16"/>
                 <w:sz w:val="16"/>
                 <w:szCs w:val="16"/>
               </w:rPr>
@@ -4183,6 +4195,7 @@
                 <w:color w:val="000000"/>
                 <w:spacing w:val="-8"/>
                 <w:sz w:val="16"/>
+                <w:sz w:val="16"/>
                 <w:szCs w:val="16"/>
               </w:rPr>
             </w:pPr>
@@ -4192,6 +4205,7 @@
                 <w:color w:val="000000"/>
                 <w:spacing w:val="-8"/>
                 <w:sz w:val="16"/>
+                <w:sz w:val="16"/>
                 <w:szCs w:val="16"/>
               </w:rPr>
               <w:t xml:space="preserve">ОГРН: </w:t>
@@ -4201,9 +4215,10 @@
                 <w:bCs/>
                 <w:color w:val="000000"/>
                 <w:spacing w:val="-8"/>
+                <w:sz w:val="16"/>
+                <w:szCs w:val="16"/>
                 <w:lang w:val="uk-UA"/>
                 <w:sz w:val="16"/>
-                <w:szCs w:val="16"/>
               </w:rPr>
               <w:t>{{ client.ogrn }}</w:t>
             </w:r>
@@ -4218,6 +4233,7 @@
                 <w:color w:val="000000"/>
                 <w:spacing w:val="-8"/>
                 <w:sz w:val="16"/>
+                <w:sz w:val="16"/>
                 <w:szCs w:val="16"/>
               </w:rPr>
             </w:pPr>
@@ -4227,6 +4243,7 @@
                 <w:color w:val="000000"/>
                 <w:spacing w:val="-8"/>
                 <w:sz w:val="16"/>
+                <w:sz w:val="16"/>
                 <w:szCs w:val="16"/>
               </w:rPr>
               <w:t xml:space="preserve">Адрес: </w:t>
@@ -4236,9 +4253,10 @@
                 <w:bCs/>
                 <w:color w:val="000000"/>
                 <w:spacing w:val="-8"/>
+                <w:sz w:val="16"/>
+                <w:szCs w:val="16"/>
                 <w:lang w:val="uk-UA"/>
                 <w:sz w:val="16"/>
-                <w:szCs w:val="16"/>
               </w:rPr>
               <w:t>{{ client.address }}</w:t>
             </w:r>
@@ -4253,6 +4271,7 @@
                 <w:color w:val="000000"/>
                 <w:spacing w:val="-8"/>
                 <w:sz w:val="16"/>
+                <w:sz w:val="16"/>
                 <w:szCs w:val="16"/>
               </w:rPr>
             </w:pPr>
@@ -4262,6 +4281,7 @@
                 <w:color w:val="000000"/>
                 <w:spacing w:val="-8"/>
                 <w:sz w:val="16"/>
+                <w:sz w:val="16"/>
                 <w:szCs w:val="16"/>
               </w:rPr>
               <w:t xml:space="preserve">Р/с: </w:t>
@@ -4271,9 +4291,10 @@
                 <w:bCs/>
                 <w:color w:val="000000"/>
                 <w:spacing w:val="-8"/>
+                <w:sz w:val="16"/>
+                <w:szCs w:val="16"/>
                 <w:lang w:val="uk-UA"/>
                 <w:sz w:val="16"/>
-                <w:szCs w:val="16"/>
               </w:rPr>
               <w:t>{{ client.account }}</w:t>
             </w:r>
@@ -4288,6 +4309,7 @@
                 <w:color w:val="000000"/>
                 <w:spacing w:val="-8"/>
                 <w:sz w:val="16"/>
+                <w:sz w:val="16"/>
                 <w:szCs w:val="16"/>
               </w:rPr>
             </w:pPr>
@@ -4297,6 +4319,7 @@
                 <w:color w:val="000000"/>
                 <w:spacing w:val="-8"/>
                 <w:sz w:val="16"/>
+                <w:sz w:val="16"/>
                 <w:szCs w:val="16"/>
               </w:rPr>
               <w:t xml:space="preserve">Банк: </w:t>
@@ -4306,9 +4329,10 @@
                 <w:bCs/>
                 <w:color w:val="000000"/>
                 <w:spacing w:val="-8"/>
+                <w:sz w:val="16"/>
+                <w:szCs w:val="16"/>
                 <w:lang w:val="uk-UA"/>
                 <w:sz w:val="16"/>
-                <w:szCs w:val="16"/>
               </w:rPr>
               <w:t>{{ client.bank }}</w:t>
             </w:r>
@@ -4323,6 +4347,7 @@
                 <w:color w:val="000000"/>
                 <w:spacing w:val="-8"/>
                 <w:sz w:val="16"/>
+                <w:sz w:val="16"/>
                 <w:szCs w:val="16"/>
               </w:rPr>
             </w:pPr>
@@ -4332,6 +4357,7 @@
                 <w:color w:val="000000"/>
                 <w:spacing w:val="-8"/>
                 <w:sz w:val="16"/>
+                <w:sz w:val="16"/>
                 <w:szCs w:val="16"/>
               </w:rPr>
               <w:t xml:space="preserve">БИК: </w:t>
@@ -4341,9 +4367,10 @@
                 <w:bCs/>
                 <w:color w:val="000000"/>
                 <w:spacing w:val="-8"/>
+                <w:sz w:val="16"/>
+                <w:szCs w:val="16"/>
                 <w:lang w:val="uk-UA"/>
                 <w:sz w:val="16"/>
-                <w:szCs w:val="16"/>
               </w:rPr>
               <w:t>{{ client.bik }}</w:t>
             </w:r>
@@ -4358,6 +4385,7 @@
                 <w:color w:val="000000"/>
                 <w:spacing w:val="-8"/>
                 <w:sz w:val="16"/>
+                <w:sz w:val="16"/>
                 <w:szCs w:val="16"/>
               </w:rPr>
             </w:pPr>
@@ -4367,6 +4395,7 @@
                 <w:color w:val="000000"/>
                 <w:spacing w:val="-8"/>
                 <w:sz w:val="16"/>
+                <w:sz w:val="16"/>
                 <w:szCs w:val="16"/>
               </w:rPr>
               <w:t xml:space="preserve">К/с: </w:t>
@@ -4376,9 +4405,10 @@
                 <w:bCs/>
                 <w:color w:val="000000"/>
                 <w:spacing w:val="-8"/>
+                <w:sz w:val="16"/>
+                <w:szCs w:val="16"/>
                 <w:lang w:val="uk-UA"/>
                 <w:sz w:val="16"/>
-                <w:szCs w:val="16"/>
               </w:rPr>
               <w:t>{{ client.cor_account }}</w:t>
             </w:r>
@@ -4386,6 +4416,7 @@
           <w:p>
             <w:r>
               <w:rPr>
+                <w:sz w:val="16"/>
                 <w:sz w:val="16"/>
                 <w:szCs w:val="16"/>
               </w:rPr>
@@ -4402,6 +4433,7 @@
                 <w:color w:val="000000"/>
                 <w:spacing w:val="-8"/>
                 <w:sz w:val="16"/>
+                <w:sz w:val="16"/>
                 <w:szCs w:val="16"/>
               </w:rPr>
             </w:pPr>
@@ -4411,6 +4443,7 @@
                 <w:color w:val="000000"/>
                 <w:spacing w:val="-8"/>
                 <w:sz w:val="16"/>
+                <w:sz w:val="16"/>
                 <w:szCs w:val="16"/>
               </w:rPr>
               <w:t xml:space="preserve">Email: </w:t>
@@ -4421,6 +4454,7 @@
                 <w:color w:val="000000"/>
                 <w:spacing w:val="-8"/>
                 <w:sz w:val="16"/>
+                <w:sz w:val="16"/>
                 <w:szCs w:val="16"/>
               </w:rPr>
               <w:t>{{ client.email }}</w:t>
@@ -4430,6 +4464,7 @@
             <w:r>
               <w:rPr>
                 <w:sz w:val="16"/>
+                <w:sz w:val="16"/>
                 <w:szCs w:val="16"/>
               </w:rPr>
               <w:t xml:space="preserve">{%p endif %}</w:t>
@@ -4438,6 +4473,7 @@
           <w:p>
             <w:r>
               <w:rPr>
+                <w:sz w:val="16"/>
                 <w:sz w:val="16"/>
                 <w:szCs w:val="16"/>
               </w:rPr>
@@ -4454,6 +4490,7 @@
                 <w:color w:val="000000"/>
                 <w:spacing w:val="-8"/>
                 <w:sz w:val="16"/>
+                <w:sz w:val="16"/>
                 <w:szCs w:val="16"/>
               </w:rPr>
             </w:pPr>
@@ -4463,6 +4500,7 @@
                 <w:color w:val="000000"/>
                 <w:spacing w:val="-8"/>
                 <w:sz w:val="16"/>
+                <w:sz w:val="16"/>
                 <w:szCs w:val="16"/>
               </w:rPr>
               <w:t xml:space="preserve">Тел.: </w:t>
@@ -4473,6 +4511,7 @@
                 <w:color w:val="000000"/>
                 <w:spacing w:val="-8"/>
                 <w:sz w:val="16"/>
+                <w:sz w:val="16"/>
                 <w:szCs w:val="16"/>
               </w:rPr>
               <w:t>{{ client.phone }}</w:t>
@@ -4481,6 +4520,7 @@
           <w:p>
             <w:r>
               <w:rPr>
+                <w:sz w:val="16"/>
                 <w:sz w:val="16"/>
                 <w:szCs w:val="16"/>
               </w:rPr>
@@ -4497,6 +4537,7 @@
                 <w:color w:val="000000"/>
                 <w:spacing w:val="-8"/>
                 <w:sz w:val="16"/>
+                <w:sz w:val="16"/>
                 <w:szCs w:val="16"/>
               </w:rPr>
             </w:pPr>
@@ -4510,9 +4551,10 @@
                 <w:bCs/>
                 <w:color w:val="000000"/>
                 <w:spacing w:val="-8"/>
+                <w:sz w:val="16"/>
+                <w:szCs w:val="16"/>
                 <w:lang w:val="en-US"/>
                 <w:sz w:val="16"/>
-                <w:szCs w:val="16"/>
               </w:rPr>
             </w:pPr>
             <w:r>
@@ -4520,9 +4562,10 @@
                 <w:bCs/>
                 <w:color w:val="000000"/>
                 <w:spacing w:val="-8"/>
+                <w:sz w:val="16"/>
+                <w:szCs w:val="16"/>
                 <w:lang w:val="en-US"/>
                 <w:sz w:val="16"/>
-                <w:szCs w:val="16"/>
               </w:rPr>
               <w:t xml:space="preserve">______________/ </w:t>
             </w:r>
@@ -4532,9 +4575,10 @@
                 <w:bCs/>
                 <w:color w:val="000000"/>
                 <w:spacing w:val="-8"/>
+                <w:sz w:val="16"/>
+                <w:szCs w:val="16"/>
                 <w:lang w:val="en-US"/>
                 <w:sz w:val="16"/>
-                <w:szCs w:val="16"/>
               </w:rPr>
               <w:t>{{ client.director_short }}</w:t>
             </w:r>
@@ -4552,9 +4596,10 @@
                 <w:b/>
                 <w:color w:val="000000"/>
                 <w:spacing w:val="-8"/>
+                <w:sz w:val="16"/>
+                <w:szCs w:val="16"/>
                 <w:lang w:val="en-US"/>
                 <w:sz w:val="16"/>
-                <w:szCs w:val="16"/>
               </w:rPr>
             </w:pPr>
             <w:r>
@@ -4563,6 +4608,7 @@
                 <w:color w:val="000000"/>
                 <w:spacing w:val="-8"/>
                 <w:sz w:val="16"/>
+                <w:sz w:val="16"/>
                 <w:szCs w:val="16"/>
               </w:rPr>
               <w:t>Представитель</w:t>
@@ -4572,9 +4618,10 @@
                 <w:b/>
                 <w:color w:val="000000"/>
                 <w:spacing w:val="-8"/>
+                <w:sz w:val="16"/>
+                <w:szCs w:val="16"/>
                 <w:lang w:val="en-US"/>
                 <w:sz w:val="16"/>
-                <w:szCs w:val="16"/>
               </w:rPr>
               <w:t xml:space="preserve">: </w:t>
               <w:tab/>
@@ -4587,9 +4634,10 @@
                 <w:bCs/>
                 <w:color w:val="000000"/>
                 <w:spacing w:val="-8"/>
+                <w:sz w:val="16"/>
+                <w:szCs w:val="16"/>
                 <w:lang w:val="en-US"/>
                 <w:sz w:val="16"/>
-                <w:szCs w:val="16"/>
               </w:rPr>
             </w:pPr>
             <w:r>
@@ -4597,9 +4645,10 @@
                 <w:bCs/>
                 <w:color w:val="000000"/>
                 <w:spacing w:val="-8"/>
+                <w:sz w:val="16"/>
+                <w:szCs w:val="16"/>
                 <w:lang w:val="en-US"/>
                 <w:sz w:val="16"/>
-                <w:szCs w:val="16"/>
               </w:rPr>
               <w:t xml:space="preserve">{{ company.name }} </w:t>
             </w:r>
@@ -4611,9 +4660,10 @@
                 <w:bCs/>
                 <w:color w:val="000000"/>
                 <w:spacing w:val="-8"/>
+                <w:sz w:val="16"/>
+                <w:szCs w:val="16"/>
                 <w:lang w:val="en-US"/>
                 <w:sz w:val="16"/>
-                <w:szCs w:val="16"/>
               </w:rPr>
             </w:pPr>
             <w:r>
@@ -4622,6 +4672,7 @@
                 <w:color w:val="000000"/>
                 <w:spacing w:val="-8"/>
                 <w:sz w:val="16"/>
+                <w:sz w:val="16"/>
                 <w:szCs w:val="16"/>
               </w:rPr>
               <w:t>ИНН</w:t>
@@ -4631,9 +4682,10 @@
                 <w:bCs/>
                 <w:color w:val="000000"/>
                 <w:spacing w:val="-8"/>
+                <w:sz w:val="16"/>
+                <w:szCs w:val="16"/>
                 <w:lang w:val="en-US"/>
                 <w:sz w:val="16"/>
-                <w:szCs w:val="16"/>
               </w:rPr>
               <w:t>: {{ company.inn }}</w:t>
             </w:r>
@@ -4645,9 +4697,10 @@
                 <w:bCs/>
                 <w:color w:val="000000"/>
                 <w:spacing w:val="-8"/>
+                <w:sz w:val="16"/>
+                <w:szCs w:val="16"/>
                 <w:lang w:val="en-US"/>
                 <w:sz w:val="16"/>
-                <w:szCs w:val="16"/>
               </w:rPr>
             </w:pPr>
             <w:r>
@@ -4656,6 +4709,7 @@
                 <w:color w:val="000000"/>
                 <w:spacing w:val="-8"/>
                 <w:sz w:val="16"/>
+                <w:sz w:val="16"/>
                 <w:szCs w:val="16"/>
               </w:rPr>
               <w:t>КПП</w:t>
@@ -4665,9 +4719,10 @@
                 <w:bCs/>
                 <w:color w:val="000000"/>
                 <w:spacing w:val="-8"/>
+                <w:sz w:val="16"/>
+                <w:szCs w:val="16"/>
                 <w:lang w:val="en-US"/>
                 <w:sz w:val="16"/>
-                <w:szCs w:val="16"/>
               </w:rPr>
               <w:t>: {{ company.kpp }}</w:t>
             </w:r>
@@ -4679,9 +4734,10 @@
                 <w:bCs/>
                 <w:color w:val="000000"/>
                 <w:spacing w:val="-8"/>
+                <w:sz w:val="16"/>
+                <w:szCs w:val="16"/>
                 <w:lang w:val="en-US"/>
                 <w:sz w:val="16"/>
-                <w:szCs w:val="16"/>
               </w:rPr>
             </w:pPr>
             <w:r>
@@ -4690,6 +4746,7 @@
                 <w:color w:val="000000"/>
                 <w:spacing w:val="-8"/>
                 <w:sz w:val="16"/>
+                <w:sz w:val="16"/>
                 <w:szCs w:val="16"/>
               </w:rPr>
               <w:t>ОГРН</w:t>
@@ -4699,9 +4756,10 @@
                 <w:bCs/>
                 <w:color w:val="000000"/>
                 <w:spacing w:val="-8"/>
+                <w:sz w:val="16"/>
+                <w:szCs w:val="16"/>
                 <w:lang w:val="en-US"/>
                 <w:sz w:val="16"/>
-                <w:szCs w:val="16"/>
               </w:rPr>
               <w:t>: {{ company.ogrn }}</w:t>
             </w:r>
@@ -4713,9 +4771,10 @@
                 <w:bCs/>
                 <w:color w:val="000000"/>
                 <w:spacing w:val="-8"/>
+                <w:sz w:val="16"/>
+                <w:szCs w:val="16"/>
                 <w:lang w:val="en-US"/>
                 <w:sz w:val="16"/>
-                <w:szCs w:val="16"/>
               </w:rPr>
             </w:pPr>
             <w:r>
@@ -4724,6 +4783,7 @@
                 <w:color w:val="000000"/>
                 <w:spacing w:val="-8"/>
                 <w:sz w:val="16"/>
+                <w:sz w:val="16"/>
                 <w:szCs w:val="16"/>
               </w:rPr>
               <w:t>Адрес</w:t>
@@ -4733,9 +4793,10 @@
                 <w:bCs/>
                 <w:color w:val="000000"/>
                 <w:spacing w:val="-8"/>
+                <w:sz w:val="16"/>
+                <w:szCs w:val="16"/>
                 <w:lang w:val="en-US"/>
                 <w:sz w:val="16"/>
-                <w:szCs w:val="16"/>
               </w:rPr>
               <w:t>: {{ company.address }}</w:t>
             </w:r>
@@ -4747,9 +4808,10 @@
                 <w:bCs/>
                 <w:color w:val="000000"/>
                 <w:spacing w:val="-8"/>
+                <w:sz w:val="16"/>
+                <w:szCs w:val="16"/>
                 <w:lang w:val="en-US"/>
                 <w:sz w:val="16"/>
-                <w:szCs w:val="16"/>
               </w:rPr>
             </w:pPr>
             <w:r>
@@ -4758,6 +4820,7 @@
                 <w:color w:val="000000"/>
                 <w:spacing w:val="-8"/>
                 <w:sz w:val="16"/>
+                <w:sz w:val="16"/>
                 <w:szCs w:val="16"/>
               </w:rPr>
               <w:t>Р</w:t>
@@ -4767,9 +4830,10 @@
                 <w:bCs/>
                 <w:color w:val="000000"/>
                 <w:spacing w:val="-8"/>
+                <w:sz w:val="16"/>
+                <w:szCs w:val="16"/>
                 <w:lang w:val="en-US"/>
                 <w:sz w:val="16"/>
-                <w:szCs w:val="16"/>
               </w:rPr>
               <w:t>/</w:t>
             </w:r>
@@ -4779,6 +4843,7 @@
                 <w:color w:val="000000"/>
                 <w:spacing w:val="-8"/>
                 <w:sz w:val="16"/>
+                <w:sz w:val="16"/>
                 <w:szCs w:val="16"/>
               </w:rPr>
               <w:t>с</w:t>
@@ -4788,9 +4853,10 @@
                 <w:bCs/>
                 <w:color w:val="000000"/>
                 <w:spacing w:val="-8"/>
+                <w:sz w:val="16"/>
+                <w:szCs w:val="16"/>
                 <w:lang w:val="en-US"/>
                 <w:sz w:val="16"/>
-                <w:szCs w:val="16"/>
               </w:rPr>
               <w:t>: {{ company.account }}</w:t>
             </w:r>
@@ -4802,9 +4868,10 @@
                 <w:bCs/>
                 <w:color w:val="000000"/>
                 <w:spacing w:val="-8"/>
+                <w:sz w:val="16"/>
+                <w:szCs w:val="16"/>
                 <w:lang w:val="en-US"/>
                 <w:sz w:val="16"/>
-                <w:szCs w:val="16"/>
               </w:rPr>
             </w:pPr>
             <w:r>
@@ -4813,6 +4880,7 @@
                 <w:color w:val="000000"/>
                 <w:spacing w:val="-8"/>
                 <w:sz w:val="16"/>
+                <w:sz w:val="16"/>
                 <w:szCs w:val="16"/>
               </w:rPr>
               <w:t>Банк</w:t>
@@ -4822,9 +4890,10 @@
                 <w:bCs/>
                 <w:color w:val="000000"/>
                 <w:spacing w:val="-8"/>
+                <w:sz w:val="16"/>
+                <w:szCs w:val="16"/>
                 <w:lang w:val="en-US"/>
                 <w:sz w:val="16"/>
-                <w:szCs w:val="16"/>
               </w:rPr>
               <w:t>: {{ company.bank }}</w:t>
             </w:r>
@@ -4836,9 +4905,10 @@
                 <w:bCs/>
                 <w:color w:val="000000"/>
                 <w:spacing w:val="-8"/>
+                <w:sz w:val="16"/>
+                <w:szCs w:val="16"/>
                 <w:lang w:val="en-US"/>
                 <w:sz w:val="16"/>
-                <w:szCs w:val="16"/>
               </w:rPr>
             </w:pPr>
             <w:r>
@@ -4847,6 +4917,7 @@
                 <w:color w:val="000000"/>
                 <w:spacing w:val="-8"/>
                 <w:sz w:val="16"/>
+                <w:sz w:val="16"/>
                 <w:szCs w:val="16"/>
               </w:rPr>
               <w:t>БИК</w:t>
@@ -4856,9 +4927,10 @@
                 <w:bCs/>
                 <w:color w:val="000000"/>
                 <w:spacing w:val="-8"/>
+                <w:sz w:val="16"/>
+                <w:szCs w:val="16"/>
                 <w:lang w:val="en-US"/>
                 <w:sz w:val="16"/>
-                <w:szCs w:val="16"/>
               </w:rPr>
               <w:t>: {{ company.bik }}</w:t>
             </w:r>
@@ -4870,9 +4942,10 @@
                 <w:bCs/>
                 <w:color w:val="000000"/>
                 <w:spacing w:val="-8"/>
+                <w:sz w:val="16"/>
+                <w:szCs w:val="16"/>
                 <w:lang w:val="en-US"/>
                 <w:sz w:val="16"/>
-                <w:szCs w:val="16"/>
               </w:rPr>
             </w:pPr>
             <w:r>
@@ -4881,6 +4954,7 @@
                 <w:color w:val="000000"/>
                 <w:spacing w:val="-8"/>
                 <w:sz w:val="16"/>
+                <w:sz w:val="16"/>
                 <w:szCs w:val="16"/>
               </w:rPr>
               <w:t>К</w:t>
@@ -4890,9 +4964,10 @@
                 <w:bCs/>
                 <w:color w:val="000000"/>
                 <w:spacing w:val="-8"/>
+                <w:sz w:val="16"/>
+                <w:szCs w:val="16"/>
                 <w:lang w:val="en-US"/>
                 <w:sz w:val="16"/>
-                <w:szCs w:val="16"/>
               </w:rPr>
               <w:t>/</w:t>
             </w:r>
@@ -4902,6 +4977,7 @@
                 <w:color w:val="000000"/>
                 <w:spacing w:val="-8"/>
                 <w:sz w:val="16"/>
+                <w:sz w:val="16"/>
                 <w:szCs w:val="16"/>
               </w:rPr>
               <w:t>с</w:t>
@@ -4911,9 +4987,10 @@
                 <w:bCs/>
                 <w:color w:val="000000"/>
                 <w:spacing w:val="-8"/>
+                <w:sz w:val="16"/>
+                <w:szCs w:val="16"/>
                 <w:lang w:val="en-US"/>
                 <w:sz w:val="16"/>
-                <w:szCs w:val="16"/>
               </w:rPr>
               <w:t>: {{ company.cor_account }}</w:t>
             </w:r>
@@ -4925,26 +5002,98 @@
                 <w:bCs/>
                 <w:color w:val="000000"/>
                 <w:spacing w:val="-8"/>
+                <w:sz w:val="16"/>
+                <w:szCs w:val="16"/>
                 <w:lang w:val="en-US"/>
                 <w:sz w:val="16"/>
+              </w:rPr>
+            </w:pPr>
+          </w:p>
+          <w:p>
+            <w:pPr>
+              <w:contextualSpacing/>
+              <w:rPr>
+                <w:bCs/>
+                <w:color w:val="000000"/>
+                <w:spacing w:val="-8"/>
+                <w:sz w:val="16"/>
                 <w:szCs w:val="16"/>
-              </w:rPr>
-            </w:pPr>
-            <w:r>
-              <w:rPr>
+                <w:lang w:val="en-US"/>
+                <w:sz w:val="16"/>
+              </w:rPr>
+            </w:pPr>
+            <w:r>
+              <w:rPr>
+                <w:rFonts w:eastAsia="Calibri"/>
                 <w:noProof/>
+                <w:sz w:val="24"/>
+                <w:sz w:val="16"/>
+                <w:szCs w:val="16"/>
+                <w:lang w:val="en-US" w:eastAsia="en-US"/>
+                <w:sz w:val="16"/>
+              </w:rPr>
+              <w:drawing>
+                <wp:anchor distT="0" distB="0" distL="0" distR="0" simplePos="0" relativeHeight="251669504" behindDoc="1" locked="0" layoutInCell="1" allowOverlap="1" wp14:anchorId="2DC670E7" wp14:editId="5B0416CB">
+                  <wp:simplePos x="0" y="0"/>
+                  <wp:positionH relativeFrom="column">
+                    <wp:posOffset>20000</wp:posOffset>
+                  </wp:positionH>
+                  <wp:positionV relativeFrom="paragraph">
+                    <wp:posOffset>-260000</wp:posOffset>
+                  </wp:positionV>
+                  <wp:extent cx="970280" cy="377190"/>
+                  <wp:effectExtent l="0" t="0" r="1270" b="3810"/>
+                  <wp:wrapNone/>
+                  <wp:docPr id="3" name="{MyCompanyUfDirectorSign}"/>
+                  <wp:cNvGraphicFramePr>
+                    <a:graphicFrameLocks xmlns:a="http://schemas.openxmlformats.org/drawingml/2006/main" noChangeAspect="1"/>
+                  </wp:cNvGraphicFramePr>
+                  <a:graphic xmlns:a="http://schemas.openxmlformats.org/drawingml/2006/main">
+                    <a:graphicData uri="http://schemas.openxmlformats.org/drawingml/2006/picture">
+                      <pic:pic xmlns:pic="http://schemas.openxmlformats.org/drawingml/2006/picture">
+                        <pic:nvPicPr>
+                          <pic:cNvPr id="2" name="{MyCompanyUfDirectorSign}"/>
+                          <pic:cNvPicPr>
+                            <a:picLocks noChangeAspect="1" noChangeArrowheads="1"/>
+                          </pic:cNvPicPr>
+                        </pic:nvPicPr>
+                        <pic:blipFill>
+                          <a:blip r:embed="rId8"/>
+                          <a:stretch>
+                            <a:fillRect/>
+                          </a:stretch>
+                        </pic:blipFill>
+                        <pic:spPr bwMode="auto">
+                          <a:xfrm>
+                            <a:off x="0" y="0"/>
+                            <a:ext cx="970280" cy="377190"/>
+                          </a:xfrm>
+                          <a:prstGeom prst="rect">
+                            <a:avLst/>
+                          </a:prstGeom>
+                        </pic:spPr>
+                      </pic:pic>
+                    </a:graphicData>
+                  </a:graphic>
+                </wp:anchor>
+              </w:drawing>
+            </w:r>
+            <w:r>
+              <w:rPr>
+                <w:noProof/>
+                <w:sz w:val="16"/>
+                <w:szCs w:val="16"/>
                 <w:lang w:val="en-US"/>
                 <w:sz w:val="16"/>
-                <w:szCs w:val="16"/>
               </w:rPr>
               <w:drawing>
                 <wp:anchor distT="0" distB="0" distL="0" distR="0" simplePos="0" relativeHeight="251671552" behindDoc="0" locked="0" layoutInCell="1" allowOverlap="1" wp14:anchorId="075A91E9" wp14:editId="40DC2BC9">
                   <wp:simplePos x="0" y="0"/>
                   <wp:positionH relativeFrom="column">
-                    <wp:posOffset>380944</wp:posOffset>
+                    <wp:posOffset>1850000</wp:posOffset>
                   </wp:positionH>
                   <wp:positionV relativeFrom="paragraph">
-                    <wp:posOffset>145028</wp:posOffset>
+                    <wp:posOffset>-1150000</wp:posOffset>
                   </wp:positionV>
                   <wp:extent cx="1367790" cy="1367790"/>
                   <wp:effectExtent l="0" t="0" r="0" b="0"/>
@@ -4985,105 +5134,26 @@
             </w:r>
             <w:r>
               <w:rPr>
-                <w:rFonts w:eastAsia="Calibri"/>
-                <w:noProof/>
-                <w:sz w:val="24"/>
-                <w:lang w:val="en-US" w:eastAsia="en-US"/>
-                <w:sz w:val="16"/>
-                <w:szCs w:val="16"/>
-              </w:rPr>
-              <w:drawing>
-                <wp:anchor distT="0" distB="0" distL="0" distR="0" simplePos="0" relativeHeight="251669504" behindDoc="1" locked="0" layoutInCell="1" allowOverlap="1" wp14:anchorId="2DC670E7" wp14:editId="5B0416CB">
-                  <wp:simplePos x="0" y="0"/>
-                  <wp:positionH relativeFrom="column">
-                    <wp:posOffset>48840</wp:posOffset>
-                  </wp:positionH>
-                  <wp:positionV relativeFrom="paragraph">
-                    <wp:posOffset>147568</wp:posOffset>
-                  </wp:positionV>
-                  <wp:extent cx="970280" cy="377190"/>
-                  <wp:effectExtent l="0" t="0" r="1270" b="3810"/>
-                  <wp:wrapNone/>
-                  <wp:docPr id="3" name="{MyCompanyUfDirectorSign}"/>
-                  <wp:cNvGraphicFramePr>
-                    <a:graphicFrameLocks xmlns:a="http://schemas.openxmlformats.org/drawingml/2006/main" noChangeAspect="1"/>
-                  </wp:cNvGraphicFramePr>
-                  <a:graphic xmlns:a="http://schemas.openxmlformats.org/drawingml/2006/main">
-                    <a:graphicData uri="http://schemas.openxmlformats.org/drawingml/2006/picture">
-                      <pic:pic xmlns:pic="http://schemas.openxmlformats.org/drawingml/2006/picture">
-                        <pic:nvPicPr>
-                          <pic:cNvPr id="2" name="{MyCompanyUfDirectorSign}"/>
-                          <pic:cNvPicPr>
-                            <a:picLocks noChangeAspect="1" noChangeArrowheads="1"/>
-                          </pic:cNvPicPr>
-                        </pic:nvPicPr>
-                        <pic:blipFill>
-                          <a:blip r:embed="rId8"/>
-                          <a:stretch>
-                            <a:fillRect/>
-                          </a:stretch>
-                        </pic:blipFill>
-                        <pic:spPr bwMode="auto">
-                          <a:xfrm>
-                            <a:off x="0" y="0"/>
-                            <a:ext cx="970280" cy="377190"/>
-                          </a:xfrm>
-                          <a:prstGeom prst="rect">
-                            <a:avLst/>
-                          </a:prstGeom>
-                        </pic:spPr>
-                      </pic:pic>
-                    </a:graphicData>
-                  </a:graphic>
-                </wp:anchor>
-              </w:drawing>
-            </w:r>
-          </w:p>
-          <w:p>
-            <w:pPr>
-              <w:contextualSpacing/>
-              <w:rPr>
                 <w:bCs/>
                 <w:color w:val="000000"/>
                 <w:spacing w:val="-8"/>
+                <w:sz w:val="16"/>
+                <w:szCs w:val="16"/>
                 <w:lang w:val="en-US"/>
                 <w:sz w:val="16"/>
-                <w:szCs w:val="16"/>
-              </w:rPr>
-            </w:pPr>
-          </w:p>
-          <w:p>
-            <w:pPr>
-              <w:contextualSpacing/>
+              </w:rPr>
+              <w:t>______________/</w:t>
+            </w:r>
+            <w:bookmarkStart w:id="14" w:name="_Hlk210656744"/>
+            <w:r>
               <w:rPr>
                 <w:bCs/>
                 <w:color w:val="000000"/>
                 <w:spacing w:val="-8"/>
+                <w:sz w:val="16"/>
+                <w:szCs w:val="16"/>
                 <w:lang w:val="en-US"/>
                 <w:sz w:val="16"/>
-                <w:szCs w:val="16"/>
-              </w:rPr>
-            </w:pPr>
-            <w:r>
-              <w:rPr>
-                <w:bCs/>
-                <w:color w:val="000000"/>
-                <w:spacing w:val="-8"/>
-                <w:lang w:val="en-US"/>
-                <w:sz w:val="16"/>
-                <w:szCs w:val="16"/>
-              </w:rPr>
-              <w:t>______________/</w:t>
-            </w:r>
-            <w:bookmarkStart w:id="14" w:name="_Hlk210656744"/>
-            <w:r>
-              <w:rPr>
-                <w:bCs/>
-                <w:color w:val="000000"/>
-                <w:spacing w:val="-8"/>
-                <w:lang w:val="en-US"/>
-                <w:sz w:val="16"/>
-                <w:szCs w:val="16"/>
               </w:rPr>
               <w:t>{{ company.director_short }}</w:t>
             </w:r>

--- a/templates/contract.docx
+++ b/templates/contract.docx
@@ -3986,7 +3986,7 @@
         <w:tabs>
           <w:tab w:val="num" w:pos="0"/>
         </w:tabs>
-        <w:ind w:firstLine="851"/>
+        <w:spacing w:after="60"/>
         <w:contextualSpacing/>
         <w:jc w:val="center"/>
         <w:rPr>
@@ -4016,20 +4016,27 @@
     <w:tbl>
       <w:tblPr>
         <w:tblW w:w="9776" w:type="dxa"/>
+        <w:jc w:val="center"/>
         <w:tblBorders>
           <w:top w:val="single" w:sz="4" w:space="0" w:color="auto"/>
           <w:left w:val="single" w:sz="4" w:space="0" w:color="auto"/>
           <w:bottom w:val="single" w:sz="4" w:space="0" w:color="auto"/>
           <w:right w:val="single" w:sz="4" w:space="0" w:color="auto"/>
-          <w:insideH w:val="single" w:sz="4" w:space="0" w:color="auto"/>
+          <w:insideH w:val="nil"/>
           <w:insideV w:val="single" w:sz="4" w:space="0" w:color="auto"/>
         </w:tblBorders>
         <w:tblLayout w:type="fixed"/>
+        <w:tblCellMar>
+          <w:top w:w="28" w:type="dxa"/>
+          <w:left w:w="108" w:type="dxa"/>
+          <w:bottom w:w="28" w:type="dxa"/>
+          <w:right w:w="108" w:type="dxa"/>
+        </w:tblCellMar>
         <w:tblLook w:val="0000" w:firstRow="0" w:lastRow="0" w:firstColumn="0" w:lastColumn="0" w:noHBand="0" w:noVBand="0"/>
       </w:tblPr>
       <w:tblGrid>
-        <w:gridCol w:w="4248"/>
-        <w:gridCol w:w="5528"/>
+        <w:gridCol w:w="4888"/>
+        <w:gridCol w:w="4888"/>
       </w:tblGrid>
       <w:tr>
         <w:trPr>
@@ -4037,1009 +4044,485 @@
         </w:trPr>
         <w:tc>
           <w:tcPr>
-            <w:tcW w:w="4248" w:type="dxa"/>
+            <w:tcW w:w="4888" w:type="dxa"/>
+            <w:tcBorders>
+              <w:bottom w:val="nil"/>
+            </w:tcBorders>
           </w:tcPr>
           <w:p>
             <w:pPr>
-              <w:contextualSpacing/>
-              <w:rPr>
-                <w:b/>
+              <w:keepNext/>
+              <w:spacing w:before="0" w:after="0" w:line="240" w:lineRule="auto"/>
+              <w:jc w:val="left"/>
+              <w:rPr>
                 <w:color w:val="000000"/>
-                <w:spacing w:val="-8"/>
-                <w:sz w:val="16"/>
                 <w:sz w:val="16"/>
                 <w:szCs w:val="16"/>
               </w:rPr>
             </w:pPr>
-            <w:bookmarkStart w:id="12" w:name="_Hlk210657005"/>
             <w:r>
               <w:rPr>
                 <w:b/>
+                <w:bCs/>
                 <w:color w:val="000000"/>
-                <w:spacing w:val="-8"/>
-                <w:sz w:val="16"/>
                 <w:sz w:val="16"/>
                 <w:szCs w:val="16"/>
               </w:rPr>
-              <w:t xml:space="preserve">Клиент: </w:t>
+              <w:t xml:space="preserve">Клиент:</w:t>
             </w:r>
           </w:p>
           <w:p>
             <w:pPr>
-              <w:ind w:right="117"/>
-              <w:contextualSpacing/>
-              <w:jc w:val="both"/>
-              <w:rPr>
-                <w:bCs/>
+              <w:keepNext/>
+              <w:spacing w:before="0" w:after="0" w:line="240" w:lineRule="auto"/>
+              <w:jc w:val="left"/>
+              <w:rPr>
                 <w:color w:val="000000"/>
-                <w:spacing w:val="-8"/>
-                <w:sz w:val="16"/>
                 <w:sz w:val="16"/>
                 <w:szCs w:val="16"/>
               </w:rPr>
             </w:pPr>
             <w:r>
               <w:rPr>
-                <w:bCs/>
                 <w:color w:val="000000"/>
-                <w:spacing w:val="-8"/>
                 <w:sz w:val="16"/>
                 <w:szCs w:val="16"/>
-                <w:lang w:val="uk-UA"/>
-                <w:sz w:val="16"/>
-              </w:rPr>
-              <w:t>{{ client.company_name }}</w:t>
+              </w:rPr>
+              <w:t xml:space="preserve">{{ client.company_name }}</w:t>
             </w:r>
           </w:p>
           <w:p>
             <w:pPr>
-              <w:contextualSpacing/>
-              <w:rPr>
-                <w:bCs/>
+              <w:keepNext/>
+              <w:spacing w:before="0" w:after="0" w:line="240" w:lineRule="auto"/>
+              <w:jc w:val="left"/>
+              <w:rPr>
                 <w:color w:val="000000"/>
-                <w:spacing w:val="-8"/>
-                <w:sz w:val="16"/>
                 <w:sz w:val="16"/>
                 <w:szCs w:val="16"/>
               </w:rPr>
             </w:pPr>
             <w:r>
               <w:rPr>
-                <w:bCs/>
                 <w:color w:val="000000"/>
-                <w:spacing w:val="-8"/>
-                <w:sz w:val="16"/>
                 <w:sz w:val="16"/>
                 <w:szCs w:val="16"/>
               </w:rPr>
-              <w:t xml:space="preserve">ИНН: </w:t>
-            </w:r>
-            <w:r>
-              <w:rPr>
-                <w:bCs/>
+              <w:t xml:space="preserve">ИНН: {{ client.inn }}{% if client.kpp %}, КПП: {{ client.kpp }}{% endif %}</w:t>
+            </w:r>
+          </w:p>
+          <w:p>
+            <w:pPr>
+              <w:keepNext/>
+              <w:spacing w:before="0" w:after="0" w:line="240" w:lineRule="auto"/>
+              <w:jc w:val="left"/>
+              <w:rPr>
                 <w:color w:val="000000"/>
-                <w:spacing w:val="-8"/>
                 <w:sz w:val="16"/>
                 <w:szCs w:val="16"/>
-                <w:lang w:val="uk-UA"/>
-                <w:sz w:val="16"/>
-              </w:rPr>
-              <w:t>{{ client.inn }}</w:t>
-            </w:r>
-          </w:p>
-          <w:p>
-            <w:r>
-              <w:rPr>
-                <w:sz w:val="16"/>
+              </w:rPr>
+            </w:pPr>
+            <w:r>
+              <w:rPr>
+                <w:color w:val="000000"/>
                 <w:sz w:val="16"/>
                 <w:szCs w:val="16"/>
               </w:rPr>
-              <w:t xml:space="preserve">{%p if client.kpp %}</w:t>
+              <w:t xml:space="preserve">ОГРН: {{ client.ogrn }}</w:t>
             </w:r>
           </w:p>
           <w:p>
             <w:pPr>
-              <w:ind w:right="117"/>
-              <w:contextualSpacing/>
-              <w:jc w:val="both"/>
-              <w:rPr>
-                <w:bCs/>
+              <w:keepNext/>
+              <w:spacing w:before="0" w:after="0" w:line="240" w:lineRule="auto"/>
+              <w:jc w:val="left"/>
+              <w:rPr>
                 <w:color w:val="000000"/>
-                <w:spacing w:val="-8"/>
-                <w:sz w:val="16"/>
                 <w:sz w:val="16"/>
                 <w:szCs w:val="16"/>
               </w:rPr>
             </w:pPr>
             <w:r>
               <w:rPr>
-                <w:bCs/>
                 <w:color w:val="000000"/>
-                <w:spacing w:val="-8"/>
-                <w:sz w:val="16"/>
                 <w:sz w:val="16"/>
                 <w:szCs w:val="16"/>
               </w:rPr>
-              <w:t xml:space="preserve">КПП: </w:t>
-            </w:r>
-            <w:r>
-              <w:rPr>
-                <w:bCs/>
+              <w:t xml:space="preserve">Адрес: {{ client.address }}</w:t>
+            </w:r>
+          </w:p>
+          <w:p>
+            <w:pPr>
+              <w:keepNext/>
+              <w:spacing w:before="0" w:after="0" w:line="240" w:lineRule="auto"/>
+              <w:jc w:val="left"/>
+              <w:rPr>
                 <w:color w:val="000000"/>
-                <w:spacing w:val="-8"/>
                 <w:sz w:val="16"/>
                 <w:szCs w:val="16"/>
-                <w:lang w:val="uk-UA"/>
-                <w:sz w:val="16"/>
-              </w:rPr>
-              <w:t>{{ client.kpp }}</w:t>
-            </w:r>
-          </w:p>
-          <w:p>
-            <w:r>
-              <w:rPr>
-                <w:sz w:val="16"/>
+              </w:rPr>
+            </w:pPr>
+            <w:r>
+              <w:rPr>
+                <w:color w:val="000000"/>
                 <w:sz w:val="16"/>
                 <w:szCs w:val="16"/>
               </w:rPr>
-              <w:t xml:space="preserve">{%p endif %}</w:t>
+              <w:t xml:space="preserve">Р/с: {{ client.account }}</w:t>
             </w:r>
           </w:p>
           <w:p>
             <w:pPr>
-              <w:ind w:right="117"/>
-              <w:contextualSpacing/>
-              <w:jc w:val="both"/>
-              <w:rPr>
-                <w:bCs/>
+              <w:keepNext/>
+              <w:spacing w:before="0" w:after="0" w:line="240" w:lineRule="auto"/>
+              <w:jc w:val="left"/>
+              <w:rPr>
                 <w:color w:val="000000"/>
-                <w:spacing w:val="-8"/>
-                <w:sz w:val="16"/>
                 <w:sz w:val="16"/>
                 <w:szCs w:val="16"/>
               </w:rPr>
             </w:pPr>
             <w:r>
               <w:rPr>
-                <w:bCs/>
                 <w:color w:val="000000"/>
-                <w:spacing w:val="-8"/>
-                <w:sz w:val="16"/>
                 <w:sz w:val="16"/>
                 <w:szCs w:val="16"/>
               </w:rPr>
-              <w:t xml:space="preserve">ОГРН: </w:t>
-            </w:r>
-            <w:r>
-              <w:rPr>
-                <w:bCs/>
+              <w:t xml:space="preserve">Банк: {{ client.bank }}</w:t>
+            </w:r>
+          </w:p>
+          <w:p>
+            <w:pPr>
+              <w:keepNext/>
+              <w:spacing w:before="0" w:after="0" w:line="240" w:lineRule="auto"/>
+              <w:jc w:val="left"/>
+              <w:rPr>
                 <w:color w:val="000000"/>
-                <w:spacing w:val="-8"/>
                 <w:sz w:val="16"/>
                 <w:szCs w:val="16"/>
-                <w:lang w:val="uk-UA"/>
-                <w:sz w:val="16"/>
-              </w:rPr>
-              <w:t>{{ client.ogrn }}</w:t>
-            </w:r>
-          </w:p>
-          <w:p>
-            <w:pPr>
-              <w:ind w:right="117"/>
-              <w:contextualSpacing/>
-              <w:jc w:val="both"/>
-              <w:rPr>
-                <w:bCs/>
+              </w:rPr>
+            </w:pPr>
+            <w:r>
+              <w:rPr>
                 <w:color w:val="000000"/>
-                <w:spacing w:val="-8"/>
-                <w:sz w:val="16"/>
                 <w:sz w:val="16"/>
                 <w:szCs w:val="16"/>
               </w:rPr>
-            </w:pPr>
-            <w:r>
-              <w:rPr>
-                <w:bCs/>
+              <w:t xml:space="preserve">БИК: {{ client.bik }}, К/с: {{ client.cor_account }}</w:t>
+            </w:r>
+          </w:p>
+          <w:p>
+            <w:r>
+              <w:t>{%p if client.email or client.phone %}</w:t>
+            </w:r>
+          </w:p>
+          <w:p>
+            <w:pPr>
+              <w:keepNext/>
+              <w:spacing w:before="0" w:after="0" w:line="240" w:lineRule="auto"/>
+              <w:jc w:val="left"/>
+              <w:rPr>
                 <w:color w:val="000000"/>
-                <w:spacing w:val="-8"/>
-                <w:sz w:val="16"/>
                 <w:sz w:val="16"/>
                 <w:szCs w:val="16"/>
               </w:rPr>
-              <w:t xml:space="preserve">Адрес: </w:t>
-            </w:r>
-            <w:r>
-              <w:rPr>
-                <w:bCs/>
+            </w:pPr>
+            <w:r>
+              <w:rPr>
                 <w:color w:val="000000"/>
-                <w:spacing w:val="-8"/>
                 <w:sz w:val="16"/>
                 <w:szCs w:val="16"/>
-                <w:lang w:val="uk-UA"/>
-                <w:sz w:val="16"/>
-              </w:rPr>
-              <w:t>{{ client.address }}</w:t>
-            </w:r>
-          </w:p>
-          <w:p>
-            <w:pPr>
-              <w:ind w:right="117"/>
-              <w:contextualSpacing/>
-              <w:jc w:val="both"/>
-              <w:rPr>
-                <w:bCs/>
-                <w:color w:val="000000"/>
-                <w:spacing w:val="-8"/>
-                <w:sz w:val="16"/>
-                <w:sz w:val="16"/>
-                <w:szCs w:val="16"/>
-              </w:rPr>
-            </w:pPr>
-            <w:r>
-              <w:rPr>
-                <w:bCs/>
-                <w:color w:val="000000"/>
-                <w:spacing w:val="-8"/>
-                <w:sz w:val="16"/>
-                <w:sz w:val="16"/>
-                <w:szCs w:val="16"/>
-              </w:rPr>
-              <w:t xml:space="preserve">Р/с: </w:t>
-            </w:r>
-            <w:r>
-              <w:rPr>
-                <w:bCs/>
-                <w:color w:val="000000"/>
-                <w:spacing w:val="-8"/>
-                <w:sz w:val="16"/>
-                <w:szCs w:val="16"/>
-                <w:lang w:val="uk-UA"/>
-                <w:sz w:val="16"/>
-              </w:rPr>
-              <w:t>{{ client.account }}</w:t>
-            </w:r>
-          </w:p>
-          <w:p>
-            <w:pPr>
-              <w:ind w:right="117"/>
-              <w:contextualSpacing/>
-              <w:jc w:val="both"/>
-              <w:rPr>
-                <w:bCs/>
-                <w:color w:val="000000"/>
-                <w:spacing w:val="-8"/>
-                <w:sz w:val="16"/>
-                <w:sz w:val="16"/>
-                <w:szCs w:val="16"/>
-              </w:rPr>
-            </w:pPr>
-            <w:r>
-              <w:rPr>
-                <w:bCs/>
-                <w:color w:val="000000"/>
-                <w:spacing w:val="-8"/>
-                <w:sz w:val="16"/>
-                <w:sz w:val="16"/>
-                <w:szCs w:val="16"/>
-              </w:rPr>
-              <w:t xml:space="preserve">Банк: </w:t>
-            </w:r>
-            <w:r>
-              <w:rPr>
-                <w:bCs/>
-                <w:color w:val="000000"/>
-                <w:spacing w:val="-8"/>
-                <w:sz w:val="16"/>
-                <w:szCs w:val="16"/>
-                <w:lang w:val="uk-UA"/>
-                <w:sz w:val="16"/>
-              </w:rPr>
-              <w:t>{{ client.bank }}</w:t>
-            </w:r>
-          </w:p>
-          <w:p>
-            <w:pPr>
-              <w:ind w:right="117"/>
-              <w:contextualSpacing/>
-              <w:jc w:val="both"/>
-              <w:rPr>
-                <w:bCs/>
-                <w:color w:val="000000"/>
-                <w:spacing w:val="-8"/>
-                <w:sz w:val="16"/>
-                <w:sz w:val="16"/>
-                <w:szCs w:val="16"/>
-              </w:rPr>
-            </w:pPr>
-            <w:r>
-              <w:rPr>
-                <w:bCs/>
-                <w:color w:val="000000"/>
-                <w:spacing w:val="-8"/>
-                <w:sz w:val="16"/>
-                <w:sz w:val="16"/>
-                <w:szCs w:val="16"/>
-              </w:rPr>
-              <w:t xml:space="preserve">БИК: </w:t>
-            </w:r>
-            <w:r>
-              <w:rPr>
-                <w:bCs/>
-                <w:color w:val="000000"/>
-                <w:spacing w:val="-8"/>
-                <w:sz w:val="16"/>
-                <w:szCs w:val="16"/>
-                <w:lang w:val="uk-UA"/>
-                <w:sz w:val="16"/>
-              </w:rPr>
-              <w:t>{{ client.bik }}</w:t>
-            </w:r>
-          </w:p>
-          <w:p>
-            <w:pPr>
-              <w:ind w:right="117"/>
-              <w:contextualSpacing/>
-              <w:jc w:val="both"/>
-              <w:rPr>
-                <w:bCs/>
-                <w:color w:val="000000"/>
-                <w:spacing w:val="-8"/>
-                <w:sz w:val="16"/>
-                <w:sz w:val="16"/>
-                <w:szCs w:val="16"/>
-              </w:rPr>
-            </w:pPr>
-            <w:r>
-              <w:rPr>
-                <w:bCs/>
-                <w:color w:val="000000"/>
-                <w:spacing w:val="-8"/>
-                <w:sz w:val="16"/>
-                <w:sz w:val="16"/>
-                <w:szCs w:val="16"/>
-              </w:rPr>
-              <w:t xml:space="preserve">К/с: </w:t>
-            </w:r>
-            <w:r>
-              <w:rPr>
-                <w:bCs/>
-                <w:color w:val="000000"/>
-                <w:spacing w:val="-8"/>
-                <w:sz w:val="16"/>
-                <w:szCs w:val="16"/>
-                <w:lang w:val="uk-UA"/>
-                <w:sz w:val="16"/>
-              </w:rPr>
-              <w:t>{{ client.cor_account }}</w:t>
-            </w:r>
-          </w:p>
-          <w:p>
-            <w:r>
-              <w:rPr>
-                <w:sz w:val="16"/>
-                <w:sz w:val="16"/>
-                <w:szCs w:val="16"/>
-              </w:rPr>
-              <w:t xml:space="preserve">{%p if client.email %}</w:t>
-            </w:r>
-          </w:p>
-          <w:p>
-            <w:pPr>
-              <w:ind w:right="117"/>
-              <w:contextualSpacing/>
-              <w:jc w:val="both"/>
-              <w:rPr>
-                <w:bCs/>
-                <w:color w:val="000000"/>
-                <w:spacing w:val="-8"/>
-                <w:sz w:val="16"/>
-                <w:sz w:val="16"/>
-                <w:szCs w:val="16"/>
-              </w:rPr>
-            </w:pPr>
-            <w:r>
-              <w:rPr>
-                <w:bCs/>
-                <w:color w:val="000000"/>
-                <w:spacing w:val="-8"/>
-                <w:sz w:val="16"/>
-                <w:sz w:val="16"/>
-                <w:szCs w:val="16"/>
-              </w:rPr>
-              <w:t xml:space="preserve">Email: </w:t>
-            </w:r>
-            <w:r>
-              <w:rPr>
-                <w:bCs/>
-                <w:color w:val="000000"/>
-                <w:spacing w:val="-8"/>
-                <w:sz w:val="16"/>
-                <w:sz w:val="16"/>
-                <w:szCs w:val="16"/>
-              </w:rPr>
-              <w:t>{{ client.email }}</w:t>
-            </w:r>
-          </w:p>
-          <w:p>
-            <w:r>
-              <w:rPr>
-                <w:sz w:val="16"/>
-                <w:sz w:val="16"/>
-                <w:szCs w:val="16"/>
-              </w:rPr>
-              <w:t xml:space="preserve">{%p endif %}</w:t>
-            </w:r>
-          </w:p>
-          <w:p>
-            <w:r>
-              <w:rPr>
-                <w:sz w:val="16"/>
-                <w:sz w:val="16"/>
-                <w:szCs w:val="16"/>
-              </w:rPr>
-              <w:t xml:space="preserve">{%p if client.phone %}</w:t>
-            </w:r>
-          </w:p>
-          <w:p>
-            <w:pPr>
-              <w:ind w:right="117"/>
-              <w:contextualSpacing/>
-              <w:jc w:val="both"/>
-              <w:rPr>
-                <w:bCs/>
-                <w:color w:val="000000"/>
-                <w:spacing w:val="-8"/>
-                <w:sz w:val="16"/>
-                <w:sz w:val="16"/>
-                <w:szCs w:val="16"/>
-              </w:rPr>
-            </w:pPr>
-            <w:r>
-              <w:rPr>
-                <w:bCs/>
-                <w:color w:val="000000"/>
-                <w:spacing w:val="-8"/>
-                <w:sz w:val="16"/>
-                <w:sz w:val="16"/>
-                <w:szCs w:val="16"/>
-              </w:rPr>
-              <w:t xml:space="preserve">Тел.: </w:t>
-            </w:r>
-            <w:r>
-              <w:rPr>
-                <w:bCs/>
-                <w:color w:val="000000"/>
-                <w:spacing w:val="-8"/>
-                <w:sz w:val="16"/>
-                <w:sz w:val="16"/>
-                <w:szCs w:val="16"/>
-              </w:rPr>
-              <w:t>{{ client.phone }}</w:t>
-            </w:r>
-          </w:p>
-          <w:p>
-            <w:r>
-              <w:rPr>
-                <w:sz w:val="16"/>
-                <w:sz w:val="16"/>
-                <w:szCs w:val="16"/>
-              </w:rPr>
-              <w:t xml:space="preserve">{%p endif %}</w:t>
-            </w:r>
-          </w:p>
-          <w:p>
-            <w:pPr>
-              <w:ind w:right="117"/>
-              <w:contextualSpacing/>
-              <w:jc w:val="both"/>
-              <w:rPr>
-                <w:bCs/>
-                <w:color w:val="000000"/>
-                <w:spacing w:val="-8"/>
-                <w:sz w:val="16"/>
-                <w:sz w:val="16"/>
-                <w:szCs w:val="16"/>
-              </w:rPr>
-            </w:pPr>
-          </w:p>
-          <w:p>
-            <w:pPr>
-              <w:ind w:right="117"/>
-              <w:contextualSpacing/>
-              <w:jc w:val="left"/>
-              <w:rPr>
-                <w:bCs/>
-                <w:color w:val="000000"/>
-                <w:spacing w:val="-8"/>
-                <w:sz w:val="16"/>
-                <w:szCs w:val="16"/>
-                <w:lang w:val="en-US"/>
-                <w:sz w:val="16"/>
-              </w:rPr>
-            </w:pPr>
-            <w:r>
-              <w:rPr>
-                <w:bCs/>
-                <w:color w:val="000000"/>
-                <w:spacing w:val="-8"/>
-                <w:sz w:val="16"/>
-                <w:szCs w:val="16"/>
-                <w:lang w:val="en-US"/>
-                <w:sz w:val="16"/>
-              </w:rPr>
-              <w:t xml:space="preserve">______________/ </w:t>
-            </w:r>
-            <w:bookmarkStart w:id="13" w:name="_Hlk210049743"/>
-            <w:r>
-              <w:rPr>
-                <w:bCs/>
-                <w:color w:val="000000"/>
-                <w:spacing w:val="-8"/>
-                <w:sz w:val="16"/>
-                <w:szCs w:val="16"/>
-                <w:lang w:val="en-US"/>
-                <w:sz w:val="16"/>
-              </w:rPr>
-              <w:t>{{ client.director_short }}</w:t>
-            </w:r>
-            <w:bookmarkEnd w:id="13"/>
+              </w:rPr>
+              <w:t xml:space="preserve">{% if client.email %}Email: {{ client.email }}{% endif %}{% if client.email and client.phone %}, {% endif %}{% if client.phone %}тел.: {{ client.phone }}{% endif %}</w:t>
+            </w:r>
+          </w:p>
+          <w:p>
+            <w:r>
+              <w:t>{%p endif %}</w:t>
+            </w:r>
           </w:p>
         </w:tc>
         <w:tc>
           <w:tcPr>
-            <w:tcW w:w="5528" w:type="dxa"/>
+            <w:tcW w:w="4888" w:type="dxa"/>
+            <w:tcBorders>
+              <w:bottom w:val="nil"/>
+            </w:tcBorders>
           </w:tcPr>
           <w:p>
             <w:pPr>
-              <w:contextualSpacing/>
-              <w:rPr>
-                <w:b/>
+              <w:keepNext/>
+              <w:spacing w:before="0" w:after="0" w:line="240" w:lineRule="auto"/>
+              <w:jc w:val="left"/>
+              <w:rPr>
                 <w:color w:val="000000"/>
-                <w:spacing w:val="-8"/>
                 <w:sz w:val="16"/>
                 <w:szCs w:val="16"/>
-                <w:lang w:val="en-US"/>
-                <w:sz w:val="16"/>
               </w:rPr>
             </w:pPr>
             <w:r>
               <w:rPr>
+                <w:noProof/>
+              </w:rPr>
+              <w:drawing>
+                <wp:anchor distT="0" distB="0" distL="0" distR="0" simplePos="0" relativeHeight="251671552" behindDoc="0" locked="0" layoutInCell="1" allowOverlap="1" wp14:anchorId="075A91E9" wp14:editId="40DC2BC9">
+                  <wp:simplePos x="0" y="0"/>
+                  <wp:positionH relativeFrom="column">
+                    <wp:posOffset>1350000</wp:posOffset>
+                  </wp:positionH>
+                  <wp:positionV relativeFrom="paragraph">
+                    <wp:posOffset>330000</wp:posOffset>
+                  </wp:positionV>
+                  <wp:extent cx="1367790" cy="1367790"/>
+                  <wp:effectExtent l="0" t="0" r="0" b="0"/>
+                  <wp:wrapNone/>
+                  <wp:docPr id="2" name="{MyCompanyUfStamp}"/>
+                  <wp:cNvGraphicFramePr>
+                    <a:graphicFrameLocks xmlns:a="http://schemas.openxmlformats.org/drawingml/2006/main" noChangeAspect="1"/>
+                  </wp:cNvGraphicFramePr>
+                  <a:graphic xmlns:a="http://schemas.openxmlformats.org/drawingml/2006/main">
+                    <a:graphicData uri="http://schemas.openxmlformats.org/drawingml/2006/picture">
+                      <pic:pic xmlns:pic="http://schemas.openxmlformats.org/drawingml/2006/picture">
+                        <pic:nvPicPr>
+                          <pic:cNvPr id="1" name="{MyCompanyUfStamp}"/>
+                          <pic:cNvPicPr>
+                            <a:picLocks noChangeAspect="1" noChangeArrowheads="1"/>
+                          </pic:cNvPicPr>
+                        </pic:nvPicPr>
+                        <pic:blipFill>
+                          <a:blip r:embed="rId7"/>
+                          <a:stretch>
+                            <a:fillRect/>
+                          </a:stretch>
+                        </pic:blipFill>
+                        <pic:spPr bwMode="auto">
+                          <a:xfrm>
+                            <a:off x="0" y="0"/>
+                            <a:ext cx="1367790" cy="1367790"/>
+                          </a:xfrm>
+                          <a:prstGeom prst="rect">
+                            <a:avLst/>
+                          </a:prstGeom>
+                        </pic:spPr>
+                      </pic:pic>
+                    </a:graphicData>
+                  </a:graphic>
+                </wp:anchor>
+              </w:drawing>
+            </w:r>
+            <w:r>
+              <w:rPr>
                 <w:b/>
+                <w:bCs/>
                 <w:color w:val="000000"/>
-                <w:spacing w:val="-8"/>
-                <w:sz w:val="16"/>
                 <w:sz w:val="16"/>
                 <w:szCs w:val="16"/>
               </w:rPr>
-              <w:t>Представитель</w:t>
-            </w:r>
-            <w:r>
-              <w:rPr>
-                <w:b/>
+              <w:t xml:space="preserve">Представитель:</w:t>
+            </w:r>
+          </w:p>
+          <w:p>
+            <w:pPr>
+              <w:keepNext/>
+              <w:spacing w:before="0" w:after="0" w:line="240" w:lineRule="auto"/>
+              <w:jc w:val="left"/>
+              <w:rPr>
                 <w:color w:val="000000"/>
-                <w:spacing w:val="-8"/>
                 <w:sz w:val="16"/>
                 <w:szCs w:val="16"/>
-                <w:lang w:val="en-US"/>
-                <w:sz w:val="16"/>
-              </w:rPr>
-              <w:t xml:space="preserve">: </w:t>
-              <w:tab/>
-            </w:r>
-          </w:p>
-          <w:p>
-            <w:pPr>
-              <w:contextualSpacing/>
-              <w:rPr>
-                <w:bCs/>
+              </w:rPr>
+            </w:pPr>
+            <w:r>
+              <w:rPr>
                 <w:color w:val="000000"/>
-                <w:spacing w:val="-8"/>
                 <w:sz w:val="16"/>
                 <w:szCs w:val="16"/>
-                <w:lang w:val="en-US"/>
-                <w:sz w:val="16"/>
-              </w:rPr>
-            </w:pPr>
-            <w:r>
-              <w:rPr>
-                <w:bCs/>
+              </w:rPr>
+              <w:t xml:space="preserve">{{ company.name }}</w:t>
+            </w:r>
+          </w:p>
+          <w:p>
+            <w:pPr>
+              <w:keepNext/>
+              <w:spacing w:before="0" w:after="0" w:line="240" w:lineRule="auto"/>
+              <w:jc w:val="left"/>
+              <w:rPr>
                 <w:color w:val="000000"/>
-                <w:spacing w:val="-8"/>
                 <w:sz w:val="16"/>
                 <w:szCs w:val="16"/>
-                <w:lang w:val="en-US"/>
-                <w:sz w:val="16"/>
-              </w:rPr>
-              <w:t xml:space="preserve">{{ company.name }} </w:t>
-            </w:r>
-          </w:p>
-          <w:p>
-            <w:pPr>
-              <w:contextualSpacing/>
-              <w:rPr>
-                <w:bCs/>
+              </w:rPr>
+            </w:pPr>
+            <w:r>
+              <w:rPr>
                 <w:color w:val="000000"/>
-                <w:spacing w:val="-8"/>
                 <w:sz w:val="16"/>
                 <w:szCs w:val="16"/>
-                <w:lang w:val="en-US"/>
-                <w:sz w:val="16"/>
-              </w:rPr>
-            </w:pPr>
-            <w:r>
-              <w:rPr>
-                <w:bCs/>
+              </w:rPr>
+              <w:t xml:space="preserve">ИНН: {{ company.inn }}, КПП: {{ company.kpp }}</w:t>
+            </w:r>
+          </w:p>
+          <w:p>
+            <w:pPr>
+              <w:keepNext/>
+              <w:spacing w:before="0" w:after="0" w:line="240" w:lineRule="auto"/>
+              <w:jc w:val="left"/>
+              <w:rPr>
                 <w:color w:val="000000"/>
-                <w:spacing w:val="-8"/>
-                <w:sz w:val="16"/>
                 <w:sz w:val="16"/>
                 <w:szCs w:val="16"/>
               </w:rPr>
-              <w:t>ИНН</w:t>
-            </w:r>
-            <w:r>
-              <w:rPr>
-                <w:bCs/>
+            </w:pPr>
+            <w:r>
+              <w:rPr>
                 <w:color w:val="000000"/>
-                <w:spacing w:val="-8"/>
                 <w:sz w:val="16"/>
                 <w:szCs w:val="16"/>
-                <w:lang w:val="en-US"/>
-                <w:sz w:val="16"/>
-              </w:rPr>
-              <w:t>: {{ company.inn }}</w:t>
+              </w:rPr>
+              <w:t xml:space="preserve">ОГРН: {{ company.ogrn }}</w:t>
             </w:r>
           </w:p>
           <w:p>
             <w:pPr>
-              <w:contextualSpacing/>
-              <w:rPr>
-                <w:bCs/>
+              <w:keepNext/>
+              <w:spacing w:before="0" w:after="0" w:line="240" w:lineRule="auto"/>
+              <w:jc w:val="left"/>
+              <w:rPr>
                 <w:color w:val="000000"/>
-                <w:spacing w:val="-8"/>
                 <w:sz w:val="16"/>
                 <w:szCs w:val="16"/>
-                <w:lang w:val="en-US"/>
-                <w:sz w:val="16"/>
               </w:rPr>
             </w:pPr>
             <w:r>
               <w:rPr>
-                <w:bCs/>
                 <w:color w:val="000000"/>
-                <w:spacing w:val="-8"/>
-                <w:sz w:val="16"/>
                 <w:sz w:val="16"/>
                 <w:szCs w:val="16"/>
               </w:rPr>
-              <w:t>КПП</w:t>
-            </w:r>
-            <w:r>
-              <w:rPr>
-                <w:bCs/>
+              <w:t xml:space="preserve">Адрес: {{ company.address }}</w:t>
+            </w:r>
+          </w:p>
+          <w:p>
+            <w:pPr>
+              <w:keepNext/>
+              <w:spacing w:before="0" w:after="0" w:line="240" w:lineRule="auto"/>
+              <w:jc w:val="left"/>
+              <w:rPr>
                 <w:color w:val="000000"/>
-                <w:spacing w:val="-8"/>
                 <w:sz w:val="16"/>
                 <w:szCs w:val="16"/>
-                <w:lang w:val="en-US"/>
-                <w:sz w:val="16"/>
-              </w:rPr>
-              <w:t>: {{ company.kpp }}</w:t>
-            </w:r>
-          </w:p>
-          <w:p>
-            <w:pPr>
-              <w:contextualSpacing/>
-              <w:rPr>
-                <w:bCs/>
+              </w:rPr>
+            </w:pPr>
+            <w:r>
+              <w:rPr>
                 <w:color w:val="000000"/>
-                <w:spacing w:val="-8"/>
                 <w:sz w:val="16"/>
                 <w:szCs w:val="16"/>
-                <w:lang w:val="en-US"/>
-                <w:sz w:val="16"/>
-              </w:rPr>
-            </w:pPr>
-            <w:r>
-              <w:rPr>
-                <w:bCs/>
+              </w:rPr>
+              <w:t xml:space="preserve">Р/с: {{ company.account }}</w:t>
+            </w:r>
+          </w:p>
+          <w:p>
+            <w:pPr>
+              <w:keepNext/>
+              <w:spacing w:before="0" w:after="0" w:line="240" w:lineRule="auto"/>
+              <w:jc w:val="left"/>
+              <w:rPr>
                 <w:color w:val="000000"/>
-                <w:spacing w:val="-8"/>
-                <w:sz w:val="16"/>
                 <w:sz w:val="16"/>
                 <w:szCs w:val="16"/>
               </w:rPr>
-              <w:t>ОГРН</w:t>
-            </w:r>
-            <w:r>
-              <w:rPr>
-                <w:bCs/>
+            </w:pPr>
+            <w:r>
+              <w:rPr>
                 <w:color w:val="000000"/>
-                <w:spacing w:val="-8"/>
                 <w:sz w:val="16"/>
                 <w:szCs w:val="16"/>
-                <w:lang w:val="en-US"/>
-                <w:sz w:val="16"/>
-              </w:rPr>
-              <w:t>: {{ company.ogrn }}</w:t>
+              </w:rPr>
+              <w:t xml:space="preserve">Банк: {{ company.bank }}</w:t>
             </w:r>
           </w:p>
           <w:p>
             <w:pPr>
-              <w:contextualSpacing/>
-              <w:rPr>
-                <w:bCs/>
+              <w:keepNext/>
+              <w:spacing w:before="0" w:after="0" w:line="240" w:lineRule="auto"/>
+              <w:jc w:val="left"/>
+              <w:rPr>
                 <w:color w:val="000000"/>
-                <w:spacing w:val="-8"/>
                 <w:sz w:val="16"/>
                 <w:szCs w:val="16"/>
-                <w:lang w:val="en-US"/>
-                <w:sz w:val="16"/>
               </w:rPr>
             </w:pPr>
             <w:r>
               <w:rPr>
-                <w:bCs/>
                 <w:color w:val="000000"/>
-                <w:spacing w:val="-8"/>
-                <w:sz w:val="16"/>
                 <w:sz w:val="16"/>
                 <w:szCs w:val="16"/>
               </w:rPr>
-              <w:t>Адрес</w:t>
-            </w:r>
-            <w:r>
-              <w:rPr>
-                <w:bCs/>
+              <w:t xml:space="preserve">БИК: {{ company.bik }}, К/с: {{ company.cor_account }}</w:t>
+            </w:r>
+          </w:p>
+        </w:tc>
+      </w:tr>
+      <w:tr>
+        <w:trPr>
+          <w:cantSplit/>
+        </w:trPr>
+        <w:tc>
+          <w:tcPr>
+            <w:tcW w:w="4888" w:type="dxa"/>
+            <w:tcBorders>
+              <w:top w:val="nil"/>
+            </w:tcBorders>
+          </w:tcPr>
+          <w:p>
+            <w:pPr>
+              <w:spacing w:before="300" w:after="0" w:line="240" w:lineRule="auto"/>
+              <w:jc w:val="left"/>
+              <w:rPr>
                 <w:color w:val="000000"/>
-                <w:spacing w:val="-8"/>
                 <w:sz w:val="16"/>
                 <w:szCs w:val="16"/>
-                <w:lang w:val="en-US"/>
-                <w:sz w:val="16"/>
-              </w:rPr>
-              <w:t>: {{ company.address }}</w:t>
-            </w:r>
-          </w:p>
-          <w:p>
-            <w:pPr>
-              <w:contextualSpacing/>
-              <w:rPr>
-                <w:bCs/>
+              </w:rPr>
+            </w:pPr>
+            <w:r>
+              <w:rPr>
                 <w:color w:val="000000"/>
-                <w:spacing w:val="-8"/>
                 <w:sz w:val="16"/>
                 <w:szCs w:val="16"/>
-                <w:lang w:val="en-US"/>
-                <w:sz w:val="16"/>
-              </w:rPr>
-            </w:pPr>
-            <w:r>
-              <w:rPr>
-                <w:bCs/>
+              </w:rPr>
+              <w:t xml:space="preserve">______________/ {{ client.director_short }}</w:t>
+            </w:r>
+          </w:p>
+        </w:tc>
+        <w:tc>
+          <w:tcPr>
+            <w:tcW w:w="4888" w:type="dxa"/>
+            <w:tcBorders>
+              <w:top w:val="nil"/>
+            </w:tcBorders>
+          </w:tcPr>
+          <w:p>
+            <w:pPr>
+              <w:spacing w:before="300" w:after="0" w:line="240" w:lineRule="auto"/>
+              <w:jc w:val="left"/>
+              <w:rPr>
                 <w:color w:val="000000"/>
-                <w:spacing w:val="-8"/>
-                <w:sz w:val="16"/>
                 <w:sz w:val="16"/>
                 <w:szCs w:val="16"/>
               </w:rPr>
-              <w:t>Р</w:t>
-            </w:r>
-            <w:r>
-              <w:rPr>
-                <w:bCs/>
-                <w:color w:val="000000"/>
-                <w:spacing w:val="-8"/>
-                <w:sz w:val="16"/>
-                <w:szCs w:val="16"/>
-                <w:lang w:val="en-US"/>
-                <w:sz w:val="16"/>
-              </w:rPr>
-              <w:t>/</w:t>
-            </w:r>
-            <w:r>
-              <w:rPr>
-                <w:bCs/>
-                <w:color w:val="000000"/>
-                <w:spacing w:val="-8"/>
-                <w:sz w:val="16"/>
-                <w:sz w:val="16"/>
-                <w:szCs w:val="16"/>
-              </w:rPr>
-              <w:t>с</w:t>
-            </w:r>
-            <w:r>
-              <w:rPr>
-                <w:bCs/>
-                <w:color w:val="000000"/>
-                <w:spacing w:val="-8"/>
-                <w:sz w:val="16"/>
-                <w:szCs w:val="16"/>
-                <w:lang w:val="en-US"/>
-                <w:sz w:val="16"/>
-              </w:rPr>
-              <w:t>: {{ company.account }}</w:t>
-            </w:r>
-          </w:p>
-          <w:p>
-            <w:pPr>
-              <w:contextualSpacing/>
-              <w:rPr>
-                <w:bCs/>
-                <w:color w:val="000000"/>
-                <w:spacing w:val="-8"/>
-                <w:sz w:val="16"/>
-                <w:szCs w:val="16"/>
-                <w:lang w:val="en-US"/>
-                <w:sz w:val="16"/>
-              </w:rPr>
             </w:pPr>
             <w:r>
               <w:rPr>
-                <w:bCs/>
-                <w:color w:val="000000"/>
-                <w:spacing w:val="-8"/>
-                <w:sz w:val="16"/>
-                <w:sz w:val="16"/>
-                <w:szCs w:val="16"/>
-              </w:rPr>
-              <w:t>Банк</w:t>
-            </w:r>
-            <w:r>
-              <w:rPr>
-                <w:bCs/>
-                <w:color w:val="000000"/>
-                <w:spacing w:val="-8"/>
-                <w:sz w:val="16"/>
-                <w:szCs w:val="16"/>
-                <w:lang w:val="en-US"/>
-                <w:sz w:val="16"/>
-              </w:rPr>
-              <w:t>: {{ company.bank }}</w:t>
-            </w:r>
-          </w:p>
-          <w:p>
-            <w:pPr>
-              <w:contextualSpacing/>
-              <w:rPr>
-                <w:bCs/>
-                <w:color w:val="000000"/>
-                <w:spacing w:val="-8"/>
-                <w:sz w:val="16"/>
-                <w:szCs w:val="16"/>
-                <w:lang w:val="en-US"/>
-                <w:sz w:val="16"/>
-              </w:rPr>
-            </w:pPr>
-            <w:r>
-              <w:rPr>
-                <w:bCs/>
-                <w:color w:val="000000"/>
-                <w:spacing w:val="-8"/>
-                <w:sz w:val="16"/>
-                <w:sz w:val="16"/>
-                <w:szCs w:val="16"/>
-              </w:rPr>
-              <w:t>БИК</w:t>
-            </w:r>
-            <w:r>
-              <w:rPr>
-                <w:bCs/>
-                <w:color w:val="000000"/>
-                <w:spacing w:val="-8"/>
-                <w:sz w:val="16"/>
-                <w:szCs w:val="16"/>
-                <w:lang w:val="en-US"/>
-                <w:sz w:val="16"/>
-              </w:rPr>
-              <w:t>: {{ company.bik }}</w:t>
-            </w:r>
-          </w:p>
-          <w:p>
-            <w:pPr>
-              <w:contextualSpacing/>
-              <w:rPr>
-                <w:bCs/>
-                <w:color w:val="000000"/>
-                <w:spacing w:val="-8"/>
-                <w:sz w:val="16"/>
-                <w:szCs w:val="16"/>
-                <w:lang w:val="en-US"/>
-                <w:sz w:val="16"/>
-              </w:rPr>
-            </w:pPr>
-            <w:r>
-              <w:rPr>
-                <w:bCs/>
-                <w:color w:val="000000"/>
-                <w:spacing w:val="-8"/>
-                <w:sz w:val="16"/>
-                <w:sz w:val="16"/>
-                <w:szCs w:val="16"/>
-              </w:rPr>
-              <w:t>К</w:t>
-            </w:r>
-            <w:r>
-              <w:rPr>
-                <w:bCs/>
-                <w:color w:val="000000"/>
-                <w:spacing w:val="-8"/>
-                <w:sz w:val="16"/>
-                <w:szCs w:val="16"/>
-                <w:lang w:val="en-US"/>
-                <w:sz w:val="16"/>
-              </w:rPr>
-              <w:t>/</w:t>
-            </w:r>
-            <w:r>
-              <w:rPr>
-                <w:bCs/>
-                <w:color w:val="000000"/>
-                <w:spacing w:val="-8"/>
-                <w:sz w:val="16"/>
-                <w:sz w:val="16"/>
-                <w:szCs w:val="16"/>
-              </w:rPr>
-              <w:t>с</w:t>
-            </w:r>
-            <w:r>
-              <w:rPr>
-                <w:bCs/>
-                <w:color w:val="000000"/>
-                <w:spacing w:val="-8"/>
-                <w:sz w:val="16"/>
-                <w:szCs w:val="16"/>
-                <w:lang w:val="en-US"/>
-                <w:sz w:val="16"/>
-              </w:rPr>
-              <w:t>: {{ company.cor_account }}</w:t>
-            </w:r>
-          </w:p>
-          <w:p>
-            <w:pPr>
-              <w:contextualSpacing/>
-              <w:rPr>
-                <w:bCs/>
-                <w:color w:val="000000"/>
-                <w:spacing w:val="-8"/>
-                <w:sz w:val="16"/>
-                <w:szCs w:val="16"/>
-                <w:lang w:val="en-US"/>
-                <w:sz w:val="16"/>
-              </w:rPr>
-            </w:pPr>
-          </w:p>
-          <w:p>
-            <w:pPr>
-              <w:contextualSpacing/>
-              <w:rPr>
-                <w:bCs/>
-                <w:color w:val="000000"/>
-                <w:spacing w:val="-8"/>
-                <w:sz w:val="16"/>
-                <w:szCs w:val="16"/>
-                <w:lang w:val="en-US"/>
-                <w:sz w:val="16"/>
-              </w:rPr>
-            </w:pPr>
-            <w:r>
-              <w:rPr>
-                <w:rFonts w:eastAsia="Calibri"/>
                 <w:noProof/>
-                <w:sz w:val="24"/>
-                <w:sz w:val="16"/>
-                <w:szCs w:val="16"/>
-                <w:lang w:val="en-US" w:eastAsia="en-US"/>
-                <w:sz w:val="16"/>
               </w:rPr>
               <w:drawing>
                 <wp:anchor distT="0" distB="0" distL="0" distR="0" simplePos="0" relativeHeight="251669504" behindDoc="1" locked="0" layoutInCell="1" allowOverlap="1" wp14:anchorId="2DC670E7" wp14:editId="5B0416CB">
                   <wp:simplePos x="0" y="0"/>
                   <wp:positionH relativeFrom="column">
-                    <wp:posOffset>20000</wp:posOffset>
+                    <wp:posOffset>30000</wp:posOffset>
                   </wp:positionH>
                   <wp:positionV relativeFrom="paragraph">
-                    <wp:posOffset>-260000</wp:posOffset>
+                    <wp:posOffset>-200000</wp:posOffset>
                   </wp:positionV>
                   <wp:extent cx="970280" cy="377190"/>
                   <wp:effectExtent l="0" t="0" r="1270" b="3810"/>
@@ -5080,88 +4563,15 @@
             </w:r>
             <w:r>
               <w:rPr>
-                <w:noProof/>
+                <w:color w:val="000000"/>
                 <w:sz w:val="16"/>
                 <w:szCs w:val="16"/>
-                <w:lang w:val="en-US"/>
-                <w:sz w:val="16"/>
-              </w:rPr>
-              <w:drawing>
-                <wp:anchor distT="0" distB="0" distL="0" distR="0" simplePos="0" relativeHeight="251671552" behindDoc="0" locked="0" layoutInCell="1" allowOverlap="1" wp14:anchorId="075A91E9" wp14:editId="40DC2BC9">
-                  <wp:simplePos x="0" y="0"/>
-                  <wp:positionH relativeFrom="column">
-                    <wp:posOffset>1850000</wp:posOffset>
-                  </wp:positionH>
-                  <wp:positionV relativeFrom="paragraph">
-                    <wp:posOffset>-1150000</wp:posOffset>
-                  </wp:positionV>
-                  <wp:extent cx="1367790" cy="1367790"/>
-                  <wp:effectExtent l="0" t="0" r="0" b="0"/>
-                  <wp:wrapNone/>
-                  <wp:docPr id="2" name="{MyCompanyUfStamp}"/>
-                  <wp:cNvGraphicFramePr>
-                    <a:graphicFrameLocks xmlns:a="http://schemas.openxmlformats.org/drawingml/2006/main" noChangeAspect="1"/>
-                  </wp:cNvGraphicFramePr>
-                  <a:graphic xmlns:a="http://schemas.openxmlformats.org/drawingml/2006/main">
-                    <a:graphicData uri="http://schemas.openxmlformats.org/drawingml/2006/picture">
-                      <pic:pic xmlns:pic="http://schemas.openxmlformats.org/drawingml/2006/picture">
-                        <pic:nvPicPr>
-                          <pic:cNvPr id="1" name="{MyCompanyUfStamp}"/>
-                          <pic:cNvPicPr>
-                            <a:picLocks noChangeAspect="1" noChangeArrowheads="1"/>
-                          </pic:cNvPicPr>
-                        </pic:nvPicPr>
-                        <pic:blipFill>
-                          <a:blip r:embed="rId7"/>
-                          <a:stretch>
-                            <a:fillRect/>
-                          </a:stretch>
-                        </pic:blipFill>
-                        <pic:spPr bwMode="auto">
-                          <a:xfrm>
-                            <a:off x="0" y="0"/>
-                            <a:ext cx="1367790" cy="1367790"/>
-                          </a:xfrm>
-                          <a:prstGeom prst="rect">
-                            <a:avLst/>
-                          </a:prstGeom>
-                        </pic:spPr>
-                      </pic:pic>
-                    </a:graphicData>
-                  </a:graphic>
-                </wp:anchor>
-              </w:drawing>
-            </w:r>
-            <w:r>
-              <w:rPr>
-                <w:bCs/>
-                <w:color w:val="000000"/>
-                <w:spacing w:val="-8"/>
-                <w:sz w:val="16"/>
-                <w:szCs w:val="16"/>
-                <w:lang w:val="en-US"/>
-                <w:sz w:val="16"/>
-              </w:rPr>
-              <w:t>______________/</w:t>
-            </w:r>
-            <w:bookmarkStart w:id="14" w:name="_Hlk210656744"/>
-            <w:r>
-              <w:rPr>
-                <w:bCs/>
-                <w:color w:val="000000"/>
-                <w:spacing w:val="-8"/>
-                <w:sz w:val="16"/>
-                <w:szCs w:val="16"/>
-                <w:lang w:val="en-US"/>
-                <w:sz w:val="16"/>
-              </w:rPr>
-              <w:t>{{ company.director_short }}</w:t>
-            </w:r>
-          </w:p>
-          <w:bookmarkEnd w:id="14"/>
+              </w:rPr>
+              <w:t xml:space="preserve">______________/ {{ company.director_short }}</w:t>
+            </w:r>
+          </w:p>
         </w:tc>
       </w:tr>
-      <w:bookmarkEnd w:id="12"/>
     </w:tbl>
     <w:p>
       <w:pPr>

--- a/templates/contract.docx
+++ b/templates/contract.docx
@@ -4522,7 +4522,7 @@
                     <wp:posOffset>30000</wp:posOffset>
                   </wp:positionH>
                   <wp:positionV relativeFrom="paragraph">
-                    <wp:posOffset>-200000</wp:posOffset>
+                    <wp:posOffset>20000</wp:posOffset>
                   </wp:positionV>
                   <wp:extent cx="970280" cy="377190"/>
                   <wp:effectExtent l="0" t="0" r="1270" b="3810"/>
